--- a/DRIVE/1. Direção/0. Associativo/Estatutos e Regulamento Interno/Regulamento Interno/Regulamento Interno MSET v1.0.docx
+++ b/DRIVE/1. Direção/0. Associativo/Estatutos e Regulamento Interno/Regulamento Interno/Regulamento Interno MSET v1.0.docx
@@ -1,6 +1,6 @@
 
 <file path=word/document.xml><?xml version="1.0" encoding="utf-8"?>
-<w:document xmlns:wpc="http://schemas.microsoft.com/office/word/2010/wordprocessingCanvas" xmlns:cx="http://schemas.microsoft.com/office/drawing/2014/chartex" xmlns:cx1="http://schemas.microsoft.com/office/drawing/2015/9/8/chartex" xmlns:cx2="http://schemas.microsoft.com/office/drawing/2015/10/21/chartex" xmlns:cx3="http://schemas.microsoft.com/office/drawing/2016/5/9/chartex" xmlns:cx4="http://schemas.microsoft.com/office/drawing/2016/5/10/chartex" xmlns:cx5="http://schemas.microsoft.com/office/drawing/2016/5/11/chartex" xmlns:cx6="http://schemas.microsoft.com/office/drawing/2016/5/12/chartex" xmlns:cx7="http://schemas.microsoft.com/office/drawing/2016/5/13/chartex" xmlns:cx8="http://schemas.microsoft.com/office/drawing/2016/5/14/chartex" xmlns:mc="http://schemas.openxmlformats.org/markup-compatibility/2006" xmlns:aink="http://schemas.microsoft.com/office/drawing/2016/ink" xmlns:am3d="http://schemas.microsoft.com/office/drawing/2017/model3d" xmlns:o="urn:schemas-microsoft-com:office:office" xmlns:oel="http://schemas.microsoft.com/office/2019/extlst" xmlns:r="http://schemas.openxmlformats.org/officeDocument/2006/relationships" xmlns:m="http://schemas.openxmlformats.org/officeDocument/2006/math" xmlns:v="urn:schemas-microsoft-com:vml" xmlns:wp14="http://schemas.microsoft.com/office/word/2010/wordprocessingDrawing" xmlns:wp="http://schemas.openxmlformats.org/drawingml/2006/wordprocessingDrawing" xmlns:w10="urn:schemas-microsoft-com:office:word" xmlns:w="http://schemas.openxmlformats.org/wordprocessingml/2006/main" xmlns:w14="http://schemas.microsoft.com/office/word/2010/wordml" xmlns:w15="http://schemas.microsoft.com/office/word/2012/wordml" xmlns:w16cex="http://schemas.microsoft.com/office/word/2018/wordml/cex" xmlns:w16cid="http://schemas.microsoft.com/office/word/2016/wordml/cid" xmlns:w16="http://schemas.microsoft.com/office/word/2018/wordml" xmlns:w16du="http://schemas.microsoft.com/office/word/2023/wordml/word16du" xmlns:w16sdtdh="http://schemas.microsoft.com/office/word/2020/wordml/sdtdatahash" xmlns:w16sdtfl="http://schemas.microsoft.com/office/word/2024/wordml/sdtformatlock" xmlns:w16se="http://schemas.microsoft.com/office/word/2015/wordml/symex" xmlns:wpg="http://schemas.microsoft.com/office/word/2010/wordprocessingGroup" xmlns:wpi="http://schemas.microsoft.com/office/word/2010/wordprocessingInk" xmlns:wne="http://schemas.microsoft.com/office/word/2006/wordml" xmlns:wps="http://schemas.microsoft.com/office/word/2010/wordprocessingShape" mc:Ignorable="w14 w15 w16se w16cid w16 w16cex w16sdtdh w16sdtfl w16du wp14">
+<w:document xmlns:wpc="http://schemas.microsoft.com/office/word/2010/wordprocessingCanvas" xmlns:cx="http://schemas.microsoft.com/office/drawing/2014/chartex" xmlns:cx1="http://schemas.microsoft.com/office/drawing/2015/9/8/chartex" xmlns:cx2="http://schemas.microsoft.com/office/drawing/2015/10/21/chartex" xmlns:cx3="http://schemas.microsoft.com/office/drawing/2016/5/9/chartex" xmlns:cx4="http://schemas.microsoft.com/office/drawing/2016/5/10/chartex" xmlns:cx5="http://schemas.microsoft.com/office/drawing/2016/5/11/chartex" xmlns:cx6="http://schemas.microsoft.com/office/drawing/2016/5/12/chartex" xmlns:cx7="http://schemas.microsoft.com/office/drawing/2016/5/13/chartex" xmlns:cx8="http://schemas.microsoft.com/office/drawing/2016/5/14/chartex" xmlns:mc="http://schemas.openxmlformats.org/markup-compatibility/2006" xmlns:aink="http://schemas.microsoft.com/office/drawing/2016/ink" xmlns:am3d="http://schemas.microsoft.com/office/drawing/2017/model3d" xmlns:o="urn:schemas-microsoft-com:office:office" xmlns:oel="http://schemas.microsoft.com/office/2019/extlst" xmlns:r="http://schemas.openxmlformats.org/officeDocument/2006/relationships" xmlns:m="http://schemas.openxmlformats.org/officeDocument/2006/math" xmlns:v="urn:schemas-microsoft-com:vml" xmlns:wp14="http://schemas.microsoft.com/office/word/2010/wordprocessingDrawing" xmlns:wp="http://schemas.openxmlformats.org/drawingml/2006/wordprocessingDrawing" xmlns:w10="urn:schemas-microsoft-com:office:word" xmlns:w="http://schemas.openxmlformats.org/wordprocessingml/2006/main" xmlns:w14="http://schemas.microsoft.com/office/word/2010/wordml" xmlns:w15="http://schemas.microsoft.com/office/word/2012/wordml" xmlns:w16cei="http://schemas.microsoft.com/office/word/2026/wordml/cei" xmlns:w16cex="http://schemas.microsoft.com/office/word/2018/wordml/cex" xmlns:w16cid="http://schemas.microsoft.com/office/word/2016/wordml/cid" xmlns:w16="http://schemas.microsoft.com/office/word/2018/wordml" xmlns:w16du="http://schemas.microsoft.com/office/word/2023/wordml/word16du" xmlns:w16sdtdh="http://schemas.microsoft.com/office/word/2020/wordml/sdtdatahash" xmlns:w16sdtfl="http://schemas.microsoft.com/office/word/2024/wordml/sdtformatlock" xmlns:w16se="http://schemas.microsoft.com/office/word/2015/wordml/symex" xmlns:wpg="http://schemas.microsoft.com/office/word/2010/wordprocessingGroup" xmlns:wpi="http://schemas.microsoft.com/office/word/2010/wordprocessingInk" xmlns:wne="http://schemas.microsoft.com/office/word/2006/wordml" xmlns:wps="http://schemas.microsoft.com/office/word/2010/wordprocessingShape" mc:Ignorable="w14 w15 w16se w16cid w16 w16cex w16sdtdh w16sdtfl w16du wp14">
   <w:body>
     <w:tbl>
       <w:tblPr>
@@ -605,6 +605,9 @@
         </w:rPr>
       </w:pPr>
       <w:r>
+        <w:t xml:space="preserve"> </w:t>
+      </w:r>
+      <w:r>
         <w:br w:type="page"/>
       </w:r>
     </w:p>
@@ -1655,10 +1658,18 @@
         <w:t xml:space="preserve"> A sua duração é por um</w:t>
       </w:r>
       <w:r>
-        <w:t xml:space="preserve"> período de</w:t>
-      </w:r>
-      <w:r>
-        <w:t xml:space="preserve"> tempo indeterminado.</w:t>
+        <w:t xml:space="preserve"> </w:t>
+      </w:r>
+      <w:proofErr w:type="gramStart"/>
+      <w:r>
+        <w:t>período de</w:t>
+      </w:r>
+      <w:r>
+        <w:t xml:space="preserve"> tempo</w:t>
+      </w:r>
+      <w:proofErr w:type="gramEnd"/>
+      <w:r>
+        <w:t xml:space="preserve"> indeterminado.</w:t>
       </w:r>
     </w:p>
     <w:p>
@@ -1759,7 +1770,27 @@
           <w:sz w:val="24"/>
           <w:szCs w:val="24"/>
         </w:rPr>
-        <w:t xml:space="preserve">a Area Municipal </w:t>
+        <w:t xml:space="preserve">a </w:t>
+      </w:r>
+      <w:proofErr w:type="spellStart"/>
+      <w:r>
+        <w:rPr>
+          <w:rFonts w:ascii="Times New Roman" w:hAnsi="Times New Roman" w:cs="Times New Roman"/>
+          <w:color w:val="000000" w:themeColor="text1"/>
+          <w:sz w:val="24"/>
+          <w:szCs w:val="24"/>
+        </w:rPr>
+        <w:t>Area</w:t>
+      </w:r>
+      <w:proofErr w:type="spellEnd"/>
+      <w:r>
+        <w:rPr>
+          <w:rFonts w:ascii="Times New Roman" w:hAnsi="Times New Roman" w:cs="Times New Roman"/>
+          <w:color w:val="000000" w:themeColor="text1"/>
+          <w:sz w:val="24"/>
+          <w:szCs w:val="24"/>
+        </w:rPr>
+        <w:t xml:space="preserve"> Municipal </w:t>
       </w:r>
       <w:r>
         <w:rPr>
@@ -2191,59 +2222,19 @@
         <w:rPr>
           <w:highlight w:val="yellow"/>
         </w:rPr>
-        <w:t>1. A direção é constituída pelo presidente e dois vogais.</w:t>
-      </w:r>
-    </w:p>
-    <w:p>
-      <w:pPr>
+        <w:t xml:space="preserve">1. A direção é constituída </w:t>
+      </w:r>
+      <w:r>
         <w:rPr>
           <w:highlight w:val="yellow"/>
         </w:rPr>
-      </w:pPr>
+        <w:t>por um número ímpar de associados efetivos entre os quais pelo menos um presidente, um tesoureiro</w:t>
+      </w:r>
       <w:r>
         <w:rPr>
           <w:highlight w:val="yellow"/>
         </w:rPr>
-        <w:t>2. O presidente da direção é nomeado pelo conselho de representantes, após pronúncia não</w:t>
-      </w:r>
-    </w:p>
-    <w:p>
-      <w:pPr>
-        <w:rPr>
-          <w:highlight w:val="yellow"/>
-        </w:rPr>
-      </w:pPr>
-      <w:r>
-        <w:rPr>
-          <w:highlight w:val="yellow"/>
-        </w:rPr>
-        <w:t>vinculativa da assembleia geral.</w:t>
-      </w:r>
-    </w:p>
-    <w:p>
-      <w:pPr>
-        <w:ind w:left="709"/>
-        <w:rPr>
-          <w:highlight w:val="yellow"/>
-        </w:rPr>
-      </w:pPr>
-      <w:r>
-        <w:rPr>
-          <w:highlight w:val="yellow"/>
-        </w:rPr>
-        <w:t>3. Os vogais da direção são nomeados pela assembleia geral, sob proposta do conselho de</w:t>
-      </w:r>
-      <w:r>
-        <w:rPr>
-          <w:highlight w:val="yellow"/>
-        </w:rPr>
-        <w:t xml:space="preserve"> </w:t>
-      </w:r>
-      <w:r>
-        <w:rPr>
-          <w:highlight w:val="yellow"/>
-        </w:rPr>
-        <w:t>representantes.</w:t>
+        <w:t xml:space="preserve"> e um secretário, e pelo menos um vogal responsável por cada grupo social</w:t>
       </w:r>
     </w:p>
     <w:p>
@@ -2279,8 +2270,27 @@
       </w:r>
     </w:p>
     <w:p>
-      <w:r>
-        <w:t>a) assegurar a gestão e representação da associação;</w:t>
+      <w:pPr>
+        <w:pStyle w:val="ListParagraph"/>
+        <w:numPr>
+          <w:ilvl w:val="0"/>
+          <w:numId w:val="28"/>
+        </w:numPr>
+      </w:pPr>
+      <w:r>
+        <w:t>assegurar a gestão e representação da associação;</w:t>
+      </w:r>
+    </w:p>
+    <w:p>
+      <w:pPr>
+        <w:pStyle w:val="ListParagraph"/>
+        <w:numPr>
+          <w:ilvl w:val="0"/>
+          <w:numId w:val="28"/>
+        </w:numPr>
+      </w:pPr>
+      <w:r>
+        <w:t>elaborar o regulamento interno para aprovação em AG</w:t>
       </w:r>
     </w:p>
     <w:p>
@@ -2300,16 +2310,28 @@
     </w:p>
     <w:p>
       <w:r>
-        <w:t>d) aprovar, sob proposta do conselho de representantes, a criação de delegações da</w:t>
-      </w:r>
-    </w:p>
-    <w:p>
+        <w:t>d) aprovar</w:t>
+      </w:r>
+      <w:r>
+        <w:t xml:space="preserve"> </w:t>
+      </w:r>
+      <w:r>
+        <w:t xml:space="preserve">a criação de delegações </w:t>
+      </w:r>
+      <w:r>
+        <w:t xml:space="preserve">e grupos dentro </w:t>
+      </w:r>
       <w:r>
         <w:t>associação;</w:t>
       </w:r>
     </w:p>
     <w:p>
       <w:r>
+        <w:t xml:space="preserve">Aprovar, deliberar e apoiar projetos propostos pelos associados </w:t>
+      </w:r>
+    </w:p>
+    <w:p>
+      <w:r>
         <w:t>e) exercer as demais competências previstas no regulamento da associação;</w:t>
       </w:r>
       <w:r>
@@ -2321,7 +2343,6 @@
         <w:pStyle w:val="Heading2"/>
       </w:pPr>
       <w:r>
-        <w:lastRenderedPageBreak/>
         <w:t>Conselho Fiscal</w:t>
       </w:r>
     </w:p>
@@ -2340,6 +2361,7 @@
         <w:pStyle w:val="Heading3"/>
       </w:pPr>
       <w:r>
+        <w:lastRenderedPageBreak/>
         <w:br/>
         <w:t>competências</w:t>
       </w:r>
@@ -2563,12 +2585,16 @@
                 <w:lang w:val="fr-FR"/>
               </w:rPr>
             </w:pPr>
+            <w:proofErr w:type="spellStart"/>
+            <w:proofErr w:type="gramStart"/>
             <w:r>
               <w:rPr>
                 <w:lang w:val="fr-FR"/>
               </w:rPr>
               <w:t>ferramenta</w:t>
             </w:r>
+            <w:proofErr w:type="spellEnd"/>
+            <w:proofErr w:type="gramEnd"/>
           </w:p>
         </w:tc>
         <w:tc>
@@ -2663,12 +2689,16 @@
                 <w:lang w:val="fr-FR"/>
               </w:rPr>
             </w:pPr>
+            <w:proofErr w:type="spellStart"/>
+            <w:proofErr w:type="gramStart"/>
             <w:r>
               <w:rPr>
                 <w:lang w:val="fr-FR"/>
               </w:rPr>
               <w:t>madeira</w:t>
             </w:r>
+            <w:proofErr w:type="spellEnd"/>
+            <w:proofErr w:type="gramEnd"/>
           </w:p>
         </w:tc>
         <w:tc>
@@ -2893,7 +2923,6 @@
         <w:pStyle w:val="63QDNUMERADOS"/>
       </w:pPr>
       <w:r>
-        <w:lastRenderedPageBreak/>
         <w:t>XXX</w:t>
       </w:r>
     </w:p>
@@ -2930,6 +2959,7 @@
         </w:numPr>
       </w:pPr>
       <w:r>
+        <w:lastRenderedPageBreak/>
         <w:t>XXX</w:t>
       </w:r>
     </w:p>
@@ -3690,7 +3720,7 @@
 </file>
 
 <file path=word/endnotes.xml><?xml version="1.0" encoding="utf-8"?>
-<w:endnotes xmlns:wpc="http://schemas.microsoft.com/office/word/2010/wordprocessingCanvas" xmlns:cx="http://schemas.microsoft.com/office/drawing/2014/chartex" xmlns:cx1="http://schemas.microsoft.com/office/drawing/2015/9/8/chartex" xmlns:cx2="http://schemas.microsoft.com/office/drawing/2015/10/21/chartex" xmlns:cx3="http://schemas.microsoft.com/office/drawing/2016/5/9/chartex" xmlns:cx4="http://schemas.microsoft.com/office/drawing/2016/5/10/chartex" xmlns:cx5="http://schemas.microsoft.com/office/drawing/2016/5/11/chartex" xmlns:cx6="http://schemas.microsoft.com/office/drawing/2016/5/12/chartex" xmlns:cx7="http://schemas.microsoft.com/office/drawing/2016/5/13/chartex" xmlns:cx8="http://schemas.microsoft.com/office/drawing/2016/5/14/chartex" xmlns:mc="http://schemas.openxmlformats.org/markup-compatibility/2006" xmlns:aink="http://schemas.microsoft.com/office/drawing/2016/ink" xmlns:am3d="http://schemas.microsoft.com/office/drawing/2017/model3d" xmlns:o="urn:schemas-microsoft-com:office:office" xmlns:oel="http://schemas.microsoft.com/office/2019/extlst" xmlns:r="http://schemas.openxmlformats.org/officeDocument/2006/relationships" xmlns:m="http://schemas.openxmlformats.org/officeDocument/2006/math" xmlns:v="urn:schemas-microsoft-com:vml" xmlns:wp14="http://schemas.microsoft.com/office/word/2010/wordprocessingDrawing" xmlns:wp="http://schemas.openxmlformats.org/drawingml/2006/wordprocessingDrawing" xmlns:w10="urn:schemas-microsoft-com:office:word" xmlns:w="http://schemas.openxmlformats.org/wordprocessingml/2006/main" xmlns:w14="http://schemas.microsoft.com/office/word/2010/wordml" xmlns:w15="http://schemas.microsoft.com/office/word/2012/wordml" xmlns:w16cex="http://schemas.microsoft.com/office/word/2018/wordml/cex" xmlns:w16cid="http://schemas.microsoft.com/office/word/2016/wordml/cid" xmlns:w16="http://schemas.microsoft.com/office/word/2018/wordml" xmlns:w16du="http://schemas.microsoft.com/office/word/2023/wordml/word16du" xmlns:w16sdtdh="http://schemas.microsoft.com/office/word/2020/wordml/sdtdatahash" xmlns:w16sdtfl="http://schemas.microsoft.com/office/word/2024/wordml/sdtformatlock" xmlns:w16se="http://schemas.microsoft.com/office/word/2015/wordml/symex" xmlns:wpg="http://schemas.microsoft.com/office/word/2010/wordprocessingGroup" xmlns:wpi="http://schemas.microsoft.com/office/word/2010/wordprocessingInk" xmlns:wne="http://schemas.microsoft.com/office/word/2006/wordml" xmlns:wps="http://schemas.microsoft.com/office/word/2010/wordprocessingShape" mc:Ignorable="w14 w15 w16se w16cid w16 w16cex w16sdtdh w16sdtfl w16du wp14">
+<w:endnotes xmlns:wpc="http://schemas.microsoft.com/office/word/2010/wordprocessingCanvas" xmlns:cx="http://schemas.microsoft.com/office/drawing/2014/chartex" xmlns:cx1="http://schemas.microsoft.com/office/drawing/2015/9/8/chartex" xmlns:cx2="http://schemas.microsoft.com/office/drawing/2015/10/21/chartex" xmlns:cx3="http://schemas.microsoft.com/office/drawing/2016/5/9/chartex" xmlns:cx4="http://schemas.microsoft.com/office/drawing/2016/5/10/chartex" xmlns:cx5="http://schemas.microsoft.com/office/drawing/2016/5/11/chartex" xmlns:cx6="http://schemas.microsoft.com/office/drawing/2016/5/12/chartex" xmlns:cx7="http://schemas.microsoft.com/office/drawing/2016/5/13/chartex" xmlns:cx8="http://schemas.microsoft.com/office/drawing/2016/5/14/chartex" xmlns:mc="http://schemas.openxmlformats.org/markup-compatibility/2006" xmlns:aink="http://schemas.microsoft.com/office/drawing/2016/ink" xmlns:am3d="http://schemas.microsoft.com/office/drawing/2017/model3d" xmlns:o="urn:schemas-microsoft-com:office:office" xmlns:oel="http://schemas.microsoft.com/office/2019/extlst" xmlns:r="http://schemas.openxmlformats.org/officeDocument/2006/relationships" xmlns:m="http://schemas.openxmlformats.org/officeDocument/2006/math" xmlns:v="urn:schemas-microsoft-com:vml" xmlns:wp14="http://schemas.microsoft.com/office/word/2010/wordprocessingDrawing" xmlns:wp="http://schemas.openxmlformats.org/drawingml/2006/wordprocessingDrawing" xmlns:w10="urn:schemas-microsoft-com:office:word" xmlns:w="http://schemas.openxmlformats.org/wordprocessingml/2006/main" xmlns:w14="http://schemas.microsoft.com/office/word/2010/wordml" xmlns:w15="http://schemas.microsoft.com/office/word/2012/wordml" xmlns:w16cei="http://schemas.microsoft.com/office/word/2026/wordml/cei" xmlns:w16cex="http://schemas.microsoft.com/office/word/2018/wordml/cex" xmlns:w16cid="http://schemas.microsoft.com/office/word/2016/wordml/cid" xmlns:w16="http://schemas.microsoft.com/office/word/2018/wordml" xmlns:w16du="http://schemas.microsoft.com/office/word/2023/wordml/word16du" xmlns:w16sdtdh="http://schemas.microsoft.com/office/word/2020/wordml/sdtdatahash" xmlns:w16sdtfl="http://schemas.microsoft.com/office/word/2024/wordml/sdtformatlock" xmlns:w16se="http://schemas.microsoft.com/office/word/2015/wordml/symex" xmlns:wpg="http://schemas.microsoft.com/office/word/2010/wordprocessingGroup" xmlns:wpi="http://schemas.microsoft.com/office/word/2010/wordprocessingInk" xmlns:wne="http://schemas.microsoft.com/office/word/2006/wordml" xmlns:wps="http://schemas.microsoft.com/office/word/2010/wordprocessingShape" mc:Ignorable="w14 w15 w16se w16cid w16 w16cex w16sdtdh w16sdtfl w16du wp14">
   <w:endnote w:type="separator" w:id="-1">
     <w:p>
       <w:r>
@@ -3709,7 +3739,7 @@
 </file>
 
 <file path=word/footer1.xml><?xml version="1.0" encoding="utf-8"?>
-<w:ftr xmlns:wpc="http://schemas.microsoft.com/office/word/2010/wordprocessingCanvas" xmlns:cx="http://schemas.microsoft.com/office/drawing/2014/chartex" xmlns:cx1="http://schemas.microsoft.com/office/drawing/2015/9/8/chartex" xmlns:cx2="http://schemas.microsoft.com/office/drawing/2015/10/21/chartex" xmlns:cx3="http://schemas.microsoft.com/office/drawing/2016/5/9/chartex" xmlns:cx4="http://schemas.microsoft.com/office/drawing/2016/5/10/chartex" xmlns:cx5="http://schemas.microsoft.com/office/drawing/2016/5/11/chartex" xmlns:cx6="http://schemas.microsoft.com/office/drawing/2016/5/12/chartex" xmlns:cx7="http://schemas.microsoft.com/office/drawing/2016/5/13/chartex" xmlns:cx8="http://schemas.microsoft.com/office/drawing/2016/5/14/chartex" xmlns:mc="http://schemas.openxmlformats.org/markup-compatibility/2006" xmlns:aink="http://schemas.microsoft.com/office/drawing/2016/ink" xmlns:am3d="http://schemas.microsoft.com/office/drawing/2017/model3d" xmlns:o="urn:schemas-microsoft-com:office:office" xmlns:oel="http://schemas.microsoft.com/office/2019/extlst" xmlns:r="http://schemas.openxmlformats.org/officeDocument/2006/relationships" xmlns:m="http://schemas.openxmlformats.org/officeDocument/2006/math" xmlns:v="urn:schemas-microsoft-com:vml" xmlns:wp14="http://schemas.microsoft.com/office/word/2010/wordprocessingDrawing" xmlns:wp="http://schemas.openxmlformats.org/drawingml/2006/wordprocessingDrawing" xmlns:w10="urn:schemas-microsoft-com:office:word" xmlns:w="http://schemas.openxmlformats.org/wordprocessingml/2006/main" xmlns:w14="http://schemas.microsoft.com/office/word/2010/wordml" xmlns:w15="http://schemas.microsoft.com/office/word/2012/wordml" xmlns:w16cex="http://schemas.microsoft.com/office/word/2018/wordml/cex" xmlns:w16cid="http://schemas.microsoft.com/office/word/2016/wordml/cid" xmlns:w16="http://schemas.microsoft.com/office/word/2018/wordml" xmlns:w16du="http://schemas.microsoft.com/office/word/2023/wordml/word16du" xmlns:w16sdtdh="http://schemas.microsoft.com/office/word/2020/wordml/sdtdatahash" xmlns:w16sdtfl="http://schemas.microsoft.com/office/word/2024/wordml/sdtformatlock" xmlns:w16se="http://schemas.microsoft.com/office/word/2015/wordml/symex" xmlns:wpg="http://schemas.microsoft.com/office/word/2010/wordprocessingGroup" xmlns:wpi="http://schemas.microsoft.com/office/word/2010/wordprocessingInk" xmlns:wne="http://schemas.microsoft.com/office/word/2006/wordml" xmlns:wps="http://schemas.microsoft.com/office/word/2010/wordprocessingShape" mc:Ignorable="w14 w15 w16se w16cid w16 w16cex w16sdtdh w16sdtfl w16du wp14">
+<w:ftr xmlns:wpc="http://schemas.microsoft.com/office/word/2010/wordprocessingCanvas" xmlns:cx="http://schemas.microsoft.com/office/drawing/2014/chartex" xmlns:cx1="http://schemas.microsoft.com/office/drawing/2015/9/8/chartex" xmlns:cx2="http://schemas.microsoft.com/office/drawing/2015/10/21/chartex" xmlns:cx3="http://schemas.microsoft.com/office/drawing/2016/5/9/chartex" xmlns:cx4="http://schemas.microsoft.com/office/drawing/2016/5/10/chartex" xmlns:cx5="http://schemas.microsoft.com/office/drawing/2016/5/11/chartex" xmlns:cx6="http://schemas.microsoft.com/office/drawing/2016/5/12/chartex" xmlns:cx7="http://schemas.microsoft.com/office/drawing/2016/5/13/chartex" xmlns:cx8="http://schemas.microsoft.com/office/drawing/2016/5/14/chartex" xmlns:mc="http://schemas.openxmlformats.org/markup-compatibility/2006" xmlns:aink="http://schemas.microsoft.com/office/drawing/2016/ink" xmlns:am3d="http://schemas.microsoft.com/office/drawing/2017/model3d" xmlns:o="urn:schemas-microsoft-com:office:office" xmlns:oel="http://schemas.microsoft.com/office/2019/extlst" xmlns:r="http://schemas.openxmlformats.org/officeDocument/2006/relationships" xmlns:m="http://schemas.openxmlformats.org/officeDocument/2006/math" xmlns:v="urn:schemas-microsoft-com:vml" xmlns:wp14="http://schemas.microsoft.com/office/word/2010/wordprocessingDrawing" xmlns:wp="http://schemas.openxmlformats.org/drawingml/2006/wordprocessingDrawing" xmlns:w10="urn:schemas-microsoft-com:office:word" xmlns:w="http://schemas.openxmlformats.org/wordprocessingml/2006/main" xmlns:w14="http://schemas.microsoft.com/office/word/2010/wordml" xmlns:w15="http://schemas.microsoft.com/office/word/2012/wordml" xmlns:w16cei="http://schemas.microsoft.com/office/word/2026/wordml/cei" xmlns:w16cex="http://schemas.microsoft.com/office/word/2018/wordml/cex" xmlns:w16cid="http://schemas.microsoft.com/office/word/2016/wordml/cid" xmlns:w16="http://schemas.microsoft.com/office/word/2018/wordml" xmlns:w16du="http://schemas.microsoft.com/office/word/2023/wordml/word16du" xmlns:w16sdtdh="http://schemas.microsoft.com/office/word/2020/wordml/sdtdatahash" xmlns:w16sdtfl="http://schemas.microsoft.com/office/word/2024/wordml/sdtformatlock" xmlns:w16se="http://schemas.microsoft.com/office/word/2015/wordml/symex" xmlns:wpg="http://schemas.microsoft.com/office/word/2010/wordprocessingGroup" xmlns:wpi="http://schemas.microsoft.com/office/word/2010/wordprocessingInk" xmlns:wne="http://schemas.microsoft.com/office/word/2006/wordml" xmlns:wps="http://schemas.microsoft.com/office/word/2010/wordprocessingShape" mc:Ignorable="w14 w15 w16se w16cid w16 w16cex w16sdtdh w16sdtfl w16du wp14">
   <w:p>
     <w:r>
       <w:fldChar w:fldCharType="begin"/>
@@ -3732,7 +3762,7 @@
 </file>
 
 <file path=word/footer2.xml><?xml version="1.0" encoding="utf-8"?>
-<w:ftr xmlns:wpc="http://schemas.microsoft.com/office/word/2010/wordprocessingCanvas" xmlns:cx="http://schemas.microsoft.com/office/drawing/2014/chartex" xmlns:cx1="http://schemas.microsoft.com/office/drawing/2015/9/8/chartex" xmlns:cx2="http://schemas.microsoft.com/office/drawing/2015/10/21/chartex" xmlns:cx3="http://schemas.microsoft.com/office/drawing/2016/5/9/chartex" xmlns:cx4="http://schemas.microsoft.com/office/drawing/2016/5/10/chartex" xmlns:cx5="http://schemas.microsoft.com/office/drawing/2016/5/11/chartex" xmlns:cx6="http://schemas.microsoft.com/office/drawing/2016/5/12/chartex" xmlns:cx7="http://schemas.microsoft.com/office/drawing/2016/5/13/chartex" xmlns:cx8="http://schemas.microsoft.com/office/drawing/2016/5/14/chartex" xmlns:mc="http://schemas.openxmlformats.org/markup-compatibility/2006" xmlns:aink="http://schemas.microsoft.com/office/drawing/2016/ink" xmlns:am3d="http://schemas.microsoft.com/office/drawing/2017/model3d" xmlns:o="urn:schemas-microsoft-com:office:office" xmlns:oel="http://schemas.microsoft.com/office/2019/extlst" xmlns:r="http://schemas.openxmlformats.org/officeDocument/2006/relationships" xmlns:m="http://schemas.openxmlformats.org/officeDocument/2006/math" xmlns:v="urn:schemas-microsoft-com:vml" xmlns:wp14="http://schemas.microsoft.com/office/word/2010/wordprocessingDrawing" xmlns:wp="http://schemas.openxmlformats.org/drawingml/2006/wordprocessingDrawing" xmlns:w10="urn:schemas-microsoft-com:office:word" xmlns:w="http://schemas.openxmlformats.org/wordprocessingml/2006/main" xmlns:w14="http://schemas.microsoft.com/office/word/2010/wordml" xmlns:w15="http://schemas.microsoft.com/office/word/2012/wordml" xmlns:w16cex="http://schemas.microsoft.com/office/word/2018/wordml/cex" xmlns:w16cid="http://schemas.microsoft.com/office/word/2016/wordml/cid" xmlns:w16="http://schemas.microsoft.com/office/word/2018/wordml" xmlns:w16du="http://schemas.microsoft.com/office/word/2023/wordml/word16du" xmlns:w16sdtdh="http://schemas.microsoft.com/office/word/2020/wordml/sdtdatahash" xmlns:w16sdtfl="http://schemas.microsoft.com/office/word/2024/wordml/sdtformatlock" xmlns:w16se="http://schemas.microsoft.com/office/word/2015/wordml/symex" xmlns:wpg="http://schemas.microsoft.com/office/word/2010/wordprocessingGroup" xmlns:wpi="http://schemas.microsoft.com/office/word/2010/wordprocessingInk" xmlns:wne="http://schemas.microsoft.com/office/word/2006/wordml" xmlns:wps="http://schemas.microsoft.com/office/word/2010/wordprocessingShape" mc:Ignorable="w14 w15 w16se w16cid w16 w16cex w16sdtdh w16sdtfl w16du wp14">
+<w:ftr xmlns:wpc="http://schemas.microsoft.com/office/word/2010/wordprocessingCanvas" xmlns:cx="http://schemas.microsoft.com/office/drawing/2014/chartex" xmlns:cx1="http://schemas.microsoft.com/office/drawing/2015/9/8/chartex" xmlns:cx2="http://schemas.microsoft.com/office/drawing/2015/10/21/chartex" xmlns:cx3="http://schemas.microsoft.com/office/drawing/2016/5/9/chartex" xmlns:cx4="http://schemas.microsoft.com/office/drawing/2016/5/10/chartex" xmlns:cx5="http://schemas.microsoft.com/office/drawing/2016/5/11/chartex" xmlns:cx6="http://schemas.microsoft.com/office/drawing/2016/5/12/chartex" xmlns:cx7="http://schemas.microsoft.com/office/drawing/2016/5/13/chartex" xmlns:cx8="http://schemas.microsoft.com/office/drawing/2016/5/14/chartex" xmlns:mc="http://schemas.openxmlformats.org/markup-compatibility/2006" xmlns:aink="http://schemas.microsoft.com/office/drawing/2016/ink" xmlns:am3d="http://schemas.microsoft.com/office/drawing/2017/model3d" xmlns:o="urn:schemas-microsoft-com:office:office" xmlns:oel="http://schemas.microsoft.com/office/2019/extlst" xmlns:r="http://schemas.openxmlformats.org/officeDocument/2006/relationships" xmlns:m="http://schemas.openxmlformats.org/officeDocument/2006/math" xmlns:v="urn:schemas-microsoft-com:vml" xmlns:wp14="http://schemas.microsoft.com/office/word/2010/wordprocessingDrawing" xmlns:wp="http://schemas.openxmlformats.org/drawingml/2006/wordprocessingDrawing" xmlns:w10="urn:schemas-microsoft-com:office:word" xmlns:w="http://schemas.openxmlformats.org/wordprocessingml/2006/main" xmlns:w14="http://schemas.microsoft.com/office/word/2010/wordml" xmlns:w15="http://schemas.microsoft.com/office/word/2012/wordml" xmlns:w16cei="http://schemas.microsoft.com/office/word/2026/wordml/cei" xmlns:w16cex="http://schemas.microsoft.com/office/word/2018/wordml/cex" xmlns:w16cid="http://schemas.microsoft.com/office/word/2016/wordml/cid" xmlns:w16="http://schemas.microsoft.com/office/word/2018/wordml" xmlns:w16du="http://schemas.microsoft.com/office/word/2023/wordml/word16du" xmlns:w16sdtdh="http://schemas.microsoft.com/office/word/2020/wordml/sdtdatahash" xmlns:w16sdtfl="http://schemas.microsoft.com/office/word/2024/wordml/sdtformatlock" xmlns:w16se="http://schemas.microsoft.com/office/word/2015/wordml/symex" xmlns:wpg="http://schemas.microsoft.com/office/word/2010/wordprocessingGroup" xmlns:wpi="http://schemas.microsoft.com/office/word/2010/wordprocessingInk" xmlns:wne="http://schemas.microsoft.com/office/word/2006/wordml" xmlns:wps="http://schemas.microsoft.com/office/word/2010/wordprocessingShape" mc:Ignorable="w14 w15 w16se w16cid w16 w16cex w16sdtdh w16sdtfl w16du wp14">
   <w:p>
     <w:pPr>
       <w:pStyle w:val="Footer"/>
@@ -3760,13 +3790,13 @@
 </file>
 
 <file path=word/footer3.xml><?xml version="1.0" encoding="utf-8"?>
-<w:ftr xmlns:wpc="http://schemas.microsoft.com/office/word/2010/wordprocessingCanvas" xmlns:cx="http://schemas.microsoft.com/office/drawing/2014/chartex" xmlns:cx1="http://schemas.microsoft.com/office/drawing/2015/9/8/chartex" xmlns:cx2="http://schemas.microsoft.com/office/drawing/2015/10/21/chartex" xmlns:cx3="http://schemas.microsoft.com/office/drawing/2016/5/9/chartex" xmlns:cx4="http://schemas.microsoft.com/office/drawing/2016/5/10/chartex" xmlns:cx5="http://schemas.microsoft.com/office/drawing/2016/5/11/chartex" xmlns:cx6="http://schemas.microsoft.com/office/drawing/2016/5/12/chartex" xmlns:cx7="http://schemas.microsoft.com/office/drawing/2016/5/13/chartex" xmlns:cx8="http://schemas.microsoft.com/office/drawing/2016/5/14/chartex" xmlns:mc="http://schemas.openxmlformats.org/markup-compatibility/2006" xmlns:aink="http://schemas.microsoft.com/office/drawing/2016/ink" xmlns:am3d="http://schemas.microsoft.com/office/drawing/2017/model3d" xmlns:o="urn:schemas-microsoft-com:office:office" xmlns:oel="http://schemas.microsoft.com/office/2019/extlst" xmlns:r="http://schemas.openxmlformats.org/officeDocument/2006/relationships" xmlns:m="http://schemas.openxmlformats.org/officeDocument/2006/math" xmlns:v="urn:schemas-microsoft-com:vml" xmlns:wp14="http://schemas.microsoft.com/office/word/2010/wordprocessingDrawing" xmlns:wp="http://schemas.openxmlformats.org/drawingml/2006/wordprocessingDrawing" xmlns:w10="urn:schemas-microsoft-com:office:word" xmlns:w="http://schemas.openxmlformats.org/wordprocessingml/2006/main" xmlns:w14="http://schemas.microsoft.com/office/word/2010/wordml" xmlns:w15="http://schemas.microsoft.com/office/word/2012/wordml" xmlns:w16cex="http://schemas.microsoft.com/office/word/2018/wordml/cex" xmlns:w16cid="http://schemas.microsoft.com/office/word/2016/wordml/cid" xmlns:w16="http://schemas.microsoft.com/office/word/2018/wordml" xmlns:w16du="http://schemas.microsoft.com/office/word/2023/wordml/word16du" xmlns:w16sdtdh="http://schemas.microsoft.com/office/word/2020/wordml/sdtdatahash" xmlns:w16sdtfl="http://schemas.microsoft.com/office/word/2024/wordml/sdtformatlock" xmlns:w16se="http://schemas.microsoft.com/office/word/2015/wordml/symex" xmlns:wpg="http://schemas.microsoft.com/office/word/2010/wordprocessingGroup" xmlns:wpi="http://schemas.microsoft.com/office/word/2010/wordprocessingInk" xmlns:wne="http://schemas.microsoft.com/office/word/2006/wordml" xmlns:wps="http://schemas.microsoft.com/office/word/2010/wordprocessingShape" mc:Ignorable="w14 w15 w16se w16cid w16 w16cex w16sdtdh w16sdtfl w16du wp14">
+<w:ftr xmlns:wpc="http://schemas.microsoft.com/office/word/2010/wordprocessingCanvas" xmlns:cx="http://schemas.microsoft.com/office/drawing/2014/chartex" xmlns:cx1="http://schemas.microsoft.com/office/drawing/2015/9/8/chartex" xmlns:cx2="http://schemas.microsoft.com/office/drawing/2015/10/21/chartex" xmlns:cx3="http://schemas.microsoft.com/office/drawing/2016/5/9/chartex" xmlns:cx4="http://schemas.microsoft.com/office/drawing/2016/5/10/chartex" xmlns:cx5="http://schemas.microsoft.com/office/drawing/2016/5/11/chartex" xmlns:cx6="http://schemas.microsoft.com/office/drawing/2016/5/12/chartex" xmlns:cx7="http://schemas.microsoft.com/office/drawing/2016/5/13/chartex" xmlns:cx8="http://schemas.microsoft.com/office/drawing/2016/5/14/chartex" xmlns:mc="http://schemas.openxmlformats.org/markup-compatibility/2006" xmlns:aink="http://schemas.microsoft.com/office/drawing/2016/ink" xmlns:am3d="http://schemas.microsoft.com/office/drawing/2017/model3d" xmlns:o="urn:schemas-microsoft-com:office:office" xmlns:oel="http://schemas.microsoft.com/office/2019/extlst" xmlns:r="http://schemas.openxmlformats.org/officeDocument/2006/relationships" xmlns:m="http://schemas.openxmlformats.org/officeDocument/2006/math" xmlns:v="urn:schemas-microsoft-com:vml" xmlns:wp14="http://schemas.microsoft.com/office/word/2010/wordprocessingDrawing" xmlns:wp="http://schemas.openxmlformats.org/drawingml/2006/wordprocessingDrawing" xmlns:w10="urn:schemas-microsoft-com:office:word" xmlns:w="http://schemas.openxmlformats.org/wordprocessingml/2006/main" xmlns:w14="http://schemas.microsoft.com/office/word/2010/wordml" xmlns:w15="http://schemas.microsoft.com/office/word/2012/wordml" xmlns:w16cei="http://schemas.microsoft.com/office/word/2026/wordml/cei" xmlns:w16cex="http://schemas.microsoft.com/office/word/2018/wordml/cex" xmlns:w16cid="http://schemas.microsoft.com/office/word/2016/wordml/cid" xmlns:w16="http://schemas.microsoft.com/office/word/2018/wordml" xmlns:w16du="http://schemas.microsoft.com/office/word/2023/wordml/word16du" xmlns:w16sdtdh="http://schemas.microsoft.com/office/word/2020/wordml/sdtdatahash" xmlns:w16sdtfl="http://schemas.microsoft.com/office/word/2024/wordml/sdtformatlock" xmlns:w16se="http://schemas.microsoft.com/office/word/2015/wordml/symex" xmlns:wpg="http://schemas.microsoft.com/office/word/2010/wordprocessingGroup" xmlns:wpi="http://schemas.microsoft.com/office/word/2010/wordprocessingInk" xmlns:wne="http://schemas.microsoft.com/office/word/2006/wordml" xmlns:wps="http://schemas.microsoft.com/office/word/2010/wordprocessingShape" mc:Ignorable="w14 w15 w16se w16cid w16 w16cex w16sdtdh w16sdtfl w16du wp14">
   <w:p/>
 </w:ftr>
 </file>
 
 <file path=word/footer4.xml><?xml version="1.0" encoding="utf-8"?>
-<w:ftr xmlns:wpc="http://schemas.microsoft.com/office/word/2010/wordprocessingCanvas" xmlns:cx="http://schemas.microsoft.com/office/drawing/2014/chartex" xmlns:cx1="http://schemas.microsoft.com/office/drawing/2015/9/8/chartex" xmlns:cx2="http://schemas.microsoft.com/office/drawing/2015/10/21/chartex" xmlns:cx3="http://schemas.microsoft.com/office/drawing/2016/5/9/chartex" xmlns:cx4="http://schemas.microsoft.com/office/drawing/2016/5/10/chartex" xmlns:cx5="http://schemas.microsoft.com/office/drawing/2016/5/11/chartex" xmlns:cx6="http://schemas.microsoft.com/office/drawing/2016/5/12/chartex" xmlns:cx7="http://schemas.microsoft.com/office/drawing/2016/5/13/chartex" xmlns:cx8="http://schemas.microsoft.com/office/drawing/2016/5/14/chartex" xmlns:mc="http://schemas.openxmlformats.org/markup-compatibility/2006" xmlns:aink="http://schemas.microsoft.com/office/drawing/2016/ink" xmlns:am3d="http://schemas.microsoft.com/office/drawing/2017/model3d" xmlns:o="urn:schemas-microsoft-com:office:office" xmlns:oel="http://schemas.microsoft.com/office/2019/extlst" xmlns:r="http://schemas.openxmlformats.org/officeDocument/2006/relationships" xmlns:m="http://schemas.openxmlformats.org/officeDocument/2006/math" xmlns:v="urn:schemas-microsoft-com:vml" xmlns:wp14="http://schemas.microsoft.com/office/word/2010/wordprocessingDrawing" xmlns:wp="http://schemas.openxmlformats.org/drawingml/2006/wordprocessingDrawing" xmlns:w10="urn:schemas-microsoft-com:office:word" xmlns:w="http://schemas.openxmlformats.org/wordprocessingml/2006/main" xmlns:w14="http://schemas.microsoft.com/office/word/2010/wordml" xmlns:w15="http://schemas.microsoft.com/office/word/2012/wordml" xmlns:w16cex="http://schemas.microsoft.com/office/word/2018/wordml/cex" xmlns:w16cid="http://schemas.microsoft.com/office/word/2016/wordml/cid" xmlns:w16="http://schemas.microsoft.com/office/word/2018/wordml" xmlns:w16du="http://schemas.microsoft.com/office/word/2023/wordml/word16du" xmlns:w16sdtdh="http://schemas.microsoft.com/office/word/2020/wordml/sdtdatahash" xmlns:w16sdtfl="http://schemas.microsoft.com/office/word/2024/wordml/sdtformatlock" xmlns:w16se="http://schemas.microsoft.com/office/word/2015/wordml/symex" xmlns:wpg="http://schemas.microsoft.com/office/word/2010/wordprocessingGroup" xmlns:wpi="http://schemas.microsoft.com/office/word/2010/wordprocessingInk" xmlns:wne="http://schemas.microsoft.com/office/word/2006/wordml" xmlns:wps="http://schemas.microsoft.com/office/word/2010/wordprocessingShape" mc:Ignorable="w14 w15 w16se w16cid w16 w16cex w16sdtdh w16sdtfl w16du wp14">
+<w:ftr xmlns:wpc="http://schemas.microsoft.com/office/word/2010/wordprocessingCanvas" xmlns:cx="http://schemas.microsoft.com/office/drawing/2014/chartex" xmlns:cx1="http://schemas.microsoft.com/office/drawing/2015/9/8/chartex" xmlns:cx2="http://schemas.microsoft.com/office/drawing/2015/10/21/chartex" xmlns:cx3="http://schemas.microsoft.com/office/drawing/2016/5/9/chartex" xmlns:cx4="http://schemas.microsoft.com/office/drawing/2016/5/10/chartex" xmlns:cx5="http://schemas.microsoft.com/office/drawing/2016/5/11/chartex" xmlns:cx6="http://schemas.microsoft.com/office/drawing/2016/5/12/chartex" xmlns:cx7="http://schemas.microsoft.com/office/drawing/2016/5/13/chartex" xmlns:cx8="http://schemas.microsoft.com/office/drawing/2016/5/14/chartex" xmlns:mc="http://schemas.openxmlformats.org/markup-compatibility/2006" xmlns:aink="http://schemas.microsoft.com/office/drawing/2016/ink" xmlns:am3d="http://schemas.microsoft.com/office/drawing/2017/model3d" xmlns:o="urn:schemas-microsoft-com:office:office" xmlns:oel="http://schemas.microsoft.com/office/2019/extlst" xmlns:r="http://schemas.openxmlformats.org/officeDocument/2006/relationships" xmlns:m="http://schemas.openxmlformats.org/officeDocument/2006/math" xmlns:v="urn:schemas-microsoft-com:vml" xmlns:wp14="http://schemas.microsoft.com/office/word/2010/wordprocessingDrawing" xmlns:wp="http://schemas.openxmlformats.org/drawingml/2006/wordprocessingDrawing" xmlns:w10="urn:schemas-microsoft-com:office:word" xmlns:w="http://schemas.openxmlformats.org/wordprocessingml/2006/main" xmlns:w14="http://schemas.microsoft.com/office/word/2010/wordml" xmlns:w15="http://schemas.microsoft.com/office/word/2012/wordml" xmlns:w16cei="http://schemas.microsoft.com/office/word/2026/wordml/cei" xmlns:w16cex="http://schemas.microsoft.com/office/word/2018/wordml/cex" xmlns:w16cid="http://schemas.microsoft.com/office/word/2016/wordml/cid" xmlns:w16="http://schemas.microsoft.com/office/word/2018/wordml" xmlns:w16du="http://schemas.microsoft.com/office/word/2023/wordml/word16du" xmlns:w16sdtdh="http://schemas.microsoft.com/office/word/2020/wordml/sdtdatahash" xmlns:w16sdtfl="http://schemas.microsoft.com/office/word/2024/wordml/sdtformatlock" xmlns:w16se="http://schemas.microsoft.com/office/word/2015/wordml/symex" xmlns:wpg="http://schemas.microsoft.com/office/word/2010/wordprocessingGroup" xmlns:wpi="http://schemas.microsoft.com/office/word/2010/wordprocessingInk" xmlns:wne="http://schemas.microsoft.com/office/word/2006/wordml" xmlns:wps="http://schemas.microsoft.com/office/word/2010/wordprocessingShape" mc:Ignorable="w14 w15 w16se w16cid w16 w16cex w16sdtdh w16sdtfl w16du wp14">
   <w:p>
     <w:r>
       <w:tab/>
@@ -3776,7 +3806,7 @@
 </file>
 
 <file path=word/footnotes.xml><?xml version="1.0" encoding="utf-8"?>
-<w:footnotes xmlns:wpc="http://schemas.microsoft.com/office/word/2010/wordprocessingCanvas" xmlns:cx="http://schemas.microsoft.com/office/drawing/2014/chartex" xmlns:cx1="http://schemas.microsoft.com/office/drawing/2015/9/8/chartex" xmlns:cx2="http://schemas.microsoft.com/office/drawing/2015/10/21/chartex" xmlns:cx3="http://schemas.microsoft.com/office/drawing/2016/5/9/chartex" xmlns:cx4="http://schemas.microsoft.com/office/drawing/2016/5/10/chartex" xmlns:cx5="http://schemas.microsoft.com/office/drawing/2016/5/11/chartex" xmlns:cx6="http://schemas.microsoft.com/office/drawing/2016/5/12/chartex" xmlns:cx7="http://schemas.microsoft.com/office/drawing/2016/5/13/chartex" xmlns:cx8="http://schemas.microsoft.com/office/drawing/2016/5/14/chartex" xmlns:mc="http://schemas.openxmlformats.org/markup-compatibility/2006" xmlns:aink="http://schemas.microsoft.com/office/drawing/2016/ink" xmlns:am3d="http://schemas.microsoft.com/office/drawing/2017/model3d" xmlns:o="urn:schemas-microsoft-com:office:office" xmlns:oel="http://schemas.microsoft.com/office/2019/extlst" xmlns:r="http://schemas.openxmlformats.org/officeDocument/2006/relationships" xmlns:m="http://schemas.openxmlformats.org/officeDocument/2006/math" xmlns:v="urn:schemas-microsoft-com:vml" xmlns:wp14="http://schemas.microsoft.com/office/word/2010/wordprocessingDrawing" xmlns:wp="http://schemas.openxmlformats.org/drawingml/2006/wordprocessingDrawing" xmlns:w10="urn:schemas-microsoft-com:office:word" xmlns:w="http://schemas.openxmlformats.org/wordprocessingml/2006/main" xmlns:w14="http://schemas.microsoft.com/office/word/2010/wordml" xmlns:w15="http://schemas.microsoft.com/office/word/2012/wordml" xmlns:w16cex="http://schemas.microsoft.com/office/word/2018/wordml/cex" xmlns:w16cid="http://schemas.microsoft.com/office/word/2016/wordml/cid" xmlns:w16="http://schemas.microsoft.com/office/word/2018/wordml" xmlns:w16du="http://schemas.microsoft.com/office/word/2023/wordml/word16du" xmlns:w16sdtdh="http://schemas.microsoft.com/office/word/2020/wordml/sdtdatahash" xmlns:w16sdtfl="http://schemas.microsoft.com/office/word/2024/wordml/sdtformatlock" xmlns:w16se="http://schemas.microsoft.com/office/word/2015/wordml/symex" xmlns:wpg="http://schemas.microsoft.com/office/word/2010/wordprocessingGroup" xmlns:wpi="http://schemas.microsoft.com/office/word/2010/wordprocessingInk" xmlns:wne="http://schemas.microsoft.com/office/word/2006/wordml" xmlns:wps="http://schemas.microsoft.com/office/word/2010/wordprocessingShape" mc:Ignorable="w14 w15 w16se w16cid w16 w16cex w16sdtdh w16sdtfl w16du wp14">
+<w:footnotes xmlns:wpc="http://schemas.microsoft.com/office/word/2010/wordprocessingCanvas" xmlns:cx="http://schemas.microsoft.com/office/drawing/2014/chartex" xmlns:cx1="http://schemas.microsoft.com/office/drawing/2015/9/8/chartex" xmlns:cx2="http://schemas.microsoft.com/office/drawing/2015/10/21/chartex" xmlns:cx3="http://schemas.microsoft.com/office/drawing/2016/5/9/chartex" xmlns:cx4="http://schemas.microsoft.com/office/drawing/2016/5/10/chartex" xmlns:cx5="http://schemas.microsoft.com/office/drawing/2016/5/11/chartex" xmlns:cx6="http://schemas.microsoft.com/office/drawing/2016/5/12/chartex" xmlns:cx7="http://schemas.microsoft.com/office/drawing/2016/5/13/chartex" xmlns:cx8="http://schemas.microsoft.com/office/drawing/2016/5/14/chartex" xmlns:mc="http://schemas.openxmlformats.org/markup-compatibility/2006" xmlns:aink="http://schemas.microsoft.com/office/drawing/2016/ink" xmlns:am3d="http://schemas.microsoft.com/office/drawing/2017/model3d" xmlns:o="urn:schemas-microsoft-com:office:office" xmlns:oel="http://schemas.microsoft.com/office/2019/extlst" xmlns:r="http://schemas.openxmlformats.org/officeDocument/2006/relationships" xmlns:m="http://schemas.openxmlformats.org/officeDocument/2006/math" xmlns:v="urn:schemas-microsoft-com:vml" xmlns:wp14="http://schemas.microsoft.com/office/word/2010/wordprocessingDrawing" xmlns:wp="http://schemas.openxmlformats.org/drawingml/2006/wordprocessingDrawing" xmlns:w10="urn:schemas-microsoft-com:office:word" xmlns:w="http://schemas.openxmlformats.org/wordprocessingml/2006/main" xmlns:w14="http://schemas.microsoft.com/office/word/2010/wordml" xmlns:w15="http://schemas.microsoft.com/office/word/2012/wordml" xmlns:w16cei="http://schemas.microsoft.com/office/word/2026/wordml/cei" xmlns:w16cex="http://schemas.microsoft.com/office/word/2018/wordml/cex" xmlns:w16cid="http://schemas.microsoft.com/office/word/2016/wordml/cid" xmlns:w16="http://schemas.microsoft.com/office/word/2018/wordml" xmlns:w16du="http://schemas.microsoft.com/office/word/2023/wordml/word16du" xmlns:w16sdtdh="http://schemas.microsoft.com/office/word/2020/wordml/sdtdatahash" xmlns:w16sdtfl="http://schemas.microsoft.com/office/word/2024/wordml/sdtformatlock" xmlns:w16se="http://schemas.microsoft.com/office/word/2015/wordml/symex" xmlns:wpg="http://schemas.microsoft.com/office/word/2010/wordprocessingGroup" xmlns:wpi="http://schemas.microsoft.com/office/word/2010/wordprocessingInk" xmlns:wne="http://schemas.microsoft.com/office/word/2006/wordml" xmlns:wps="http://schemas.microsoft.com/office/word/2010/wordprocessingShape" mc:Ignorable="w14 w15 w16se w16cid w16 w16cex w16sdtdh w16sdtfl w16du wp14">
   <w:footnote w:type="separator" w:id="-1">
     <w:p>
       <w:r>
@@ -3795,7 +3825,7 @@
 </file>
 
 <file path=word/header1.xml><?xml version="1.0" encoding="utf-8"?>
-<w:hdr xmlns:wpc="http://schemas.microsoft.com/office/word/2010/wordprocessingCanvas" xmlns:cx="http://schemas.microsoft.com/office/drawing/2014/chartex" xmlns:cx1="http://schemas.microsoft.com/office/drawing/2015/9/8/chartex" xmlns:cx2="http://schemas.microsoft.com/office/drawing/2015/10/21/chartex" xmlns:cx3="http://schemas.microsoft.com/office/drawing/2016/5/9/chartex" xmlns:cx4="http://schemas.microsoft.com/office/drawing/2016/5/10/chartex" xmlns:cx5="http://schemas.microsoft.com/office/drawing/2016/5/11/chartex" xmlns:cx6="http://schemas.microsoft.com/office/drawing/2016/5/12/chartex" xmlns:cx7="http://schemas.microsoft.com/office/drawing/2016/5/13/chartex" xmlns:cx8="http://schemas.microsoft.com/office/drawing/2016/5/14/chartex" xmlns:mc="http://schemas.openxmlformats.org/markup-compatibility/2006" xmlns:aink="http://schemas.microsoft.com/office/drawing/2016/ink" xmlns:am3d="http://schemas.microsoft.com/office/drawing/2017/model3d" xmlns:o="urn:schemas-microsoft-com:office:office" xmlns:oel="http://schemas.microsoft.com/office/2019/extlst" xmlns:r="http://schemas.openxmlformats.org/officeDocument/2006/relationships" xmlns:m="http://schemas.openxmlformats.org/officeDocument/2006/math" xmlns:v="urn:schemas-microsoft-com:vml" xmlns:wp14="http://schemas.microsoft.com/office/word/2010/wordprocessingDrawing" xmlns:wp="http://schemas.openxmlformats.org/drawingml/2006/wordprocessingDrawing" xmlns:w10="urn:schemas-microsoft-com:office:word" xmlns:w="http://schemas.openxmlformats.org/wordprocessingml/2006/main" xmlns:w14="http://schemas.microsoft.com/office/word/2010/wordml" xmlns:w15="http://schemas.microsoft.com/office/word/2012/wordml" xmlns:w16cex="http://schemas.microsoft.com/office/word/2018/wordml/cex" xmlns:w16cid="http://schemas.microsoft.com/office/word/2016/wordml/cid" xmlns:w16="http://schemas.microsoft.com/office/word/2018/wordml" xmlns:w16du="http://schemas.microsoft.com/office/word/2023/wordml/word16du" xmlns:w16sdtdh="http://schemas.microsoft.com/office/word/2020/wordml/sdtdatahash" xmlns:w16sdtfl="http://schemas.microsoft.com/office/word/2024/wordml/sdtformatlock" xmlns:w16se="http://schemas.microsoft.com/office/word/2015/wordml/symex" xmlns:wpg="http://schemas.microsoft.com/office/word/2010/wordprocessingGroup" xmlns:wpi="http://schemas.microsoft.com/office/word/2010/wordprocessingInk" xmlns:wne="http://schemas.microsoft.com/office/word/2006/wordml" xmlns:wps="http://schemas.microsoft.com/office/word/2010/wordprocessingShape" mc:Ignorable="w14 w15 w16se w16cid w16 w16cex w16sdtdh w16sdtfl w16du wp14">
+<w:hdr xmlns:wpc="http://schemas.microsoft.com/office/word/2010/wordprocessingCanvas" xmlns:cx="http://schemas.microsoft.com/office/drawing/2014/chartex" xmlns:cx1="http://schemas.microsoft.com/office/drawing/2015/9/8/chartex" xmlns:cx2="http://schemas.microsoft.com/office/drawing/2015/10/21/chartex" xmlns:cx3="http://schemas.microsoft.com/office/drawing/2016/5/9/chartex" xmlns:cx4="http://schemas.microsoft.com/office/drawing/2016/5/10/chartex" xmlns:cx5="http://schemas.microsoft.com/office/drawing/2016/5/11/chartex" xmlns:cx6="http://schemas.microsoft.com/office/drawing/2016/5/12/chartex" xmlns:cx7="http://schemas.microsoft.com/office/drawing/2016/5/13/chartex" xmlns:cx8="http://schemas.microsoft.com/office/drawing/2016/5/14/chartex" xmlns:mc="http://schemas.openxmlformats.org/markup-compatibility/2006" xmlns:aink="http://schemas.microsoft.com/office/drawing/2016/ink" xmlns:am3d="http://schemas.microsoft.com/office/drawing/2017/model3d" xmlns:o="urn:schemas-microsoft-com:office:office" xmlns:oel="http://schemas.microsoft.com/office/2019/extlst" xmlns:r="http://schemas.openxmlformats.org/officeDocument/2006/relationships" xmlns:m="http://schemas.openxmlformats.org/officeDocument/2006/math" xmlns:v="urn:schemas-microsoft-com:vml" xmlns:wp14="http://schemas.microsoft.com/office/word/2010/wordprocessingDrawing" xmlns:wp="http://schemas.openxmlformats.org/drawingml/2006/wordprocessingDrawing" xmlns:w10="urn:schemas-microsoft-com:office:word" xmlns:w="http://schemas.openxmlformats.org/wordprocessingml/2006/main" xmlns:w14="http://schemas.microsoft.com/office/word/2010/wordml" xmlns:w15="http://schemas.microsoft.com/office/word/2012/wordml" xmlns:w16cei="http://schemas.microsoft.com/office/word/2026/wordml/cei" xmlns:w16cex="http://schemas.microsoft.com/office/word/2018/wordml/cex" xmlns:w16cid="http://schemas.microsoft.com/office/word/2016/wordml/cid" xmlns:w16="http://schemas.microsoft.com/office/word/2018/wordml" xmlns:w16du="http://schemas.microsoft.com/office/word/2023/wordml/word16du" xmlns:w16sdtdh="http://schemas.microsoft.com/office/word/2020/wordml/sdtdatahash" xmlns:w16sdtfl="http://schemas.microsoft.com/office/word/2024/wordml/sdtformatlock" xmlns:w16se="http://schemas.microsoft.com/office/word/2015/wordml/symex" xmlns:wpg="http://schemas.microsoft.com/office/word/2010/wordprocessingGroup" xmlns:wpi="http://schemas.microsoft.com/office/word/2010/wordprocessingInk" xmlns:wne="http://schemas.microsoft.com/office/word/2006/wordml" xmlns:wps="http://schemas.microsoft.com/office/word/2010/wordprocessingShape" mc:Ignorable="w14 w15 w16se w16cid w16 w16cex w16sdtdh w16sdtfl w16du wp14">
   <w:p>
     <w:pPr>
       <w:pStyle w:val="51QD-------------------------------------"/>
@@ -3894,8 +3924,13 @@
     <w:pPr>
       <w:pStyle w:val="51QD-------------------------------------"/>
     </w:pPr>
+    <w:proofErr w:type="spellStart"/>
     <w:r>
-      <w:t>Projecto de Licenciamento</w:t>
+      <w:t>Projecto</w:t>
+    </w:r>
+    <w:proofErr w:type="spellEnd"/>
+    <w:r>
+      <w:t xml:space="preserve"> de Licenciamento</w:t>
     </w:r>
   </w:p>
   <w:p>
@@ -3911,7 +3946,7 @@
 </file>
 
 <file path=word/header2.xml><?xml version="1.0" encoding="utf-8"?>
-<w:hdr xmlns:wpc="http://schemas.microsoft.com/office/word/2010/wordprocessingCanvas" xmlns:cx="http://schemas.microsoft.com/office/drawing/2014/chartex" xmlns:cx1="http://schemas.microsoft.com/office/drawing/2015/9/8/chartex" xmlns:cx2="http://schemas.microsoft.com/office/drawing/2015/10/21/chartex" xmlns:cx3="http://schemas.microsoft.com/office/drawing/2016/5/9/chartex" xmlns:cx4="http://schemas.microsoft.com/office/drawing/2016/5/10/chartex" xmlns:cx5="http://schemas.microsoft.com/office/drawing/2016/5/11/chartex" xmlns:cx6="http://schemas.microsoft.com/office/drawing/2016/5/12/chartex" xmlns:cx7="http://schemas.microsoft.com/office/drawing/2016/5/13/chartex" xmlns:cx8="http://schemas.microsoft.com/office/drawing/2016/5/14/chartex" xmlns:mc="http://schemas.openxmlformats.org/markup-compatibility/2006" xmlns:aink="http://schemas.microsoft.com/office/drawing/2016/ink" xmlns:am3d="http://schemas.microsoft.com/office/drawing/2017/model3d" xmlns:o="urn:schemas-microsoft-com:office:office" xmlns:oel="http://schemas.microsoft.com/office/2019/extlst" xmlns:r="http://schemas.openxmlformats.org/officeDocument/2006/relationships" xmlns:m="http://schemas.openxmlformats.org/officeDocument/2006/math" xmlns:v="urn:schemas-microsoft-com:vml" xmlns:wp14="http://schemas.microsoft.com/office/word/2010/wordprocessingDrawing" xmlns:wp="http://schemas.openxmlformats.org/drawingml/2006/wordprocessingDrawing" xmlns:w10="urn:schemas-microsoft-com:office:word" xmlns:w="http://schemas.openxmlformats.org/wordprocessingml/2006/main" xmlns:w14="http://schemas.microsoft.com/office/word/2010/wordml" xmlns:w15="http://schemas.microsoft.com/office/word/2012/wordml" xmlns:w16cex="http://schemas.microsoft.com/office/word/2018/wordml/cex" xmlns:w16cid="http://schemas.microsoft.com/office/word/2016/wordml/cid" xmlns:w16="http://schemas.microsoft.com/office/word/2018/wordml" xmlns:w16du="http://schemas.microsoft.com/office/word/2023/wordml/word16du" xmlns:w16sdtdh="http://schemas.microsoft.com/office/word/2020/wordml/sdtdatahash" xmlns:w16sdtfl="http://schemas.microsoft.com/office/word/2024/wordml/sdtformatlock" xmlns:w16se="http://schemas.microsoft.com/office/word/2015/wordml/symex" xmlns:wpg="http://schemas.microsoft.com/office/word/2010/wordprocessingGroup" xmlns:wpi="http://schemas.microsoft.com/office/word/2010/wordprocessingInk" xmlns:wne="http://schemas.microsoft.com/office/word/2006/wordml" xmlns:wps="http://schemas.microsoft.com/office/word/2010/wordprocessingShape" mc:Ignorable="w14 w15 w16se w16cid w16 w16cex w16sdtdh w16sdtfl w16du wp14">
+<w:hdr xmlns:wpc="http://schemas.microsoft.com/office/word/2010/wordprocessingCanvas" xmlns:cx="http://schemas.microsoft.com/office/drawing/2014/chartex" xmlns:cx1="http://schemas.microsoft.com/office/drawing/2015/9/8/chartex" xmlns:cx2="http://schemas.microsoft.com/office/drawing/2015/10/21/chartex" xmlns:cx3="http://schemas.microsoft.com/office/drawing/2016/5/9/chartex" xmlns:cx4="http://schemas.microsoft.com/office/drawing/2016/5/10/chartex" xmlns:cx5="http://schemas.microsoft.com/office/drawing/2016/5/11/chartex" xmlns:cx6="http://schemas.microsoft.com/office/drawing/2016/5/12/chartex" xmlns:cx7="http://schemas.microsoft.com/office/drawing/2016/5/13/chartex" xmlns:cx8="http://schemas.microsoft.com/office/drawing/2016/5/14/chartex" xmlns:mc="http://schemas.openxmlformats.org/markup-compatibility/2006" xmlns:aink="http://schemas.microsoft.com/office/drawing/2016/ink" xmlns:am3d="http://schemas.microsoft.com/office/drawing/2017/model3d" xmlns:o="urn:schemas-microsoft-com:office:office" xmlns:oel="http://schemas.microsoft.com/office/2019/extlst" xmlns:r="http://schemas.openxmlformats.org/officeDocument/2006/relationships" xmlns:m="http://schemas.openxmlformats.org/officeDocument/2006/math" xmlns:v="urn:schemas-microsoft-com:vml" xmlns:wp14="http://schemas.microsoft.com/office/word/2010/wordprocessingDrawing" xmlns:wp="http://schemas.openxmlformats.org/drawingml/2006/wordprocessingDrawing" xmlns:w10="urn:schemas-microsoft-com:office:word" xmlns:w="http://schemas.openxmlformats.org/wordprocessingml/2006/main" xmlns:w14="http://schemas.microsoft.com/office/word/2010/wordml" xmlns:w15="http://schemas.microsoft.com/office/word/2012/wordml" xmlns:w16cei="http://schemas.microsoft.com/office/word/2026/wordml/cei" xmlns:w16cex="http://schemas.microsoft.com/office/word/2018/wordml/cex" xmlns:w16cid="http://schemas.microsoft.com/office/word/2016/wordml/cid" xmlns:w16="http://schemas.microsoft.com/office/word/2018/wordml" xmlns:w16du="http://schemas.microsoft.com/office/word/2023/wordml/word16du" xmlns:w16sdtdh="http://schemas.microsoft.com/office/word/2020/wordml/sdtdatahash" xmlns:w16sdtfl="http://schemas.microsoft.com/office/word/2024/wordml/sdtformatlock" xmlns:w16se="http://schemas.microsoft.com/office/word/2015/wordml/symex" xmlns:wpg="http://schemas.microsoft.com/office/word/2010/wordprocessingGroup" xmlns:wpi="http://schemas.microsoft.com/office/word/2010/wordprocessingInk" xmlns:wne="http://schemas.microsoft.com/office/word/2006/wordml" xmlns:wps="http://schemas.microsoft.com/office/word/2010/wordprocessingShape" mc:Ignorable="w14 w15 w16se w16cid w16 w16cex w16sdtdh w16sdtfl w16du wp14">
   <w:p>
     <w:pPr>
       <w:pStyle w:val="Header"/>
@@ -3979,7 +4014,7 @@
 </file>
 
 <file path=word/header3.xml><?xml version="1.0" encoding="utf-8"?>
-<w:hdr xmlns:wpc="http://schemas.microsoft.com/office/word/2010/wordprocessingCanvas" xmlns:cx="http://schemas.microsoft.com/office/drawing/2014/chartex" xmlns:cx1="http://schemas.microsoft.com/office/drawing/2015/9/8/chartex" xmlns:cx2="http://schemas.microsoft.com/office/drawing/2015/10/21/chartex" xmlns:cx3="http://schemas.microsoft.com/office/drawing/2016/5/9/chartex" xmlns:cx4="http://schemas.microsoft.com/office/drawing/2016/5/10/chartex" xmlns:cx5="http://schemas.microsoft.com/office/drawing/2016/5/11/chartex" xmlns:cx6="http://schemas.microsoft.com/office/drawing/2016/5/12/chartex" xmlns:cx7="http://schemas.microsoft.com/office/drawing/2016/5/13/chartex" xmlns:cx8="http://schemas.microsoft.com/office/drawing/2016/5/14/chartex" xmlns:mc="http://schemas.openxmlformats.org/markup-compatibility/2006" xmlns:aink="http://schemas.microsoft.com/office/drawing/2016/ink" xmlns:am3d="http://schemas.microsoft.com/office/drawing/2017/model3d" xmlns:o="urn:schemas-microsoft-com:office:office" xmlns:oel="http://schemas.microsoft.com/office/2019/extlst" xmlns:r="http://schemas.openxmlformats.org/officeDocument/2006/relationships" xmlns:m="http://schemas.openxmlformats.org/officeDocument/2006/math" xmlns:v="urn:schemas-microsoft-com:vml" xmlns:wp14="http://schemas.microsoft.com/office/word/2010/wordprocessingDrawing" xmlns:wp="http://schemas.openxmlformats.org/drawingml/2006/wordprocessingDrawing" xmlns:w10="urn:schemas-microsoft-com:office:word" xmlns:w="http://schemas.openxmlformats.org/wordprocessingml/2006/main" xmlns:w14="http://schemas.microsoft.com/office/word/2010/wordml" xmlns:w15="http://schemas.microsoft.com/office/word/2012/wordml" xmlns:w16cex="http://schemas.microsoft.com/office/word/2018/wordml/cex" xmlns:w16cid="http://schemas.microsoft.com/office/word/2016/wordml/cid" xmlns:w16="http://schemas.microsoft.com/office/word/2018/wordml" xmlns:w16du="http://schemas.microsoft.com/office/word/2023/wordml/word16du" xmlns:w16sdtdh="http://schemas.microsoft.com/office/word/2020/wordml/sdtdatahash" xmlns:w16sdtfl="http://schemas.microsoft.com/office/word/2024/wordml/sdtformatlock" xmlns:w16se="http://schemas.microsoft.com/office/word/2015/wordml/symex" xmlns:wpg="http://schemas.microsoft.com/office/word/2010/wordprocessingGroup" xmlns:wpi="http://schemas.microsoft.com/office/word/2010/wordprocessingInk" xmlns:wne="http://schemas.microsoft.com/office/word/2006/wordml" xmlns:wps="http://schemas.microsoft.com/office/word/2010/wordprocessingShape" mc:Ignorable="w14 w15 w16se w16cid w16 w16cex w16sdtdh w16sdtfl w16du wp14">
+<w:hdr xmlns:wpc="http://schemas.microsoft.com/office/word/2010/wordprocessingCanvas" xmlns:cx="http://schemas.microsoft.com/office/drawing/2014/chartex" xmlns:cx1="http://schemas.microsoft.com/office/drawing/2015/9/8/chartex" xmlns:cx2="http://schemas.microsoft.com/office/drawing/2015/10/21/chartex" xmlns:cx3="http://schemas.microsoft.com/office/drawing/2016/5/9/chartex" xmlns:cx4="http://schemas.microsoft.com/office/drawing/2016/5/10/chartex" xmlns:cx5="http://schemas.microsoft.com/office/drawing/2016/5/11/chartex" xmlns:cx6="http://schemas.microsoft.com/office/drawing/2016/5/12/chartex" xmlns:cx7="http://schemas.microsoft.com/office/drawing/2016/5/13/chartex" xmlns:cx8="http://schemas.microsoft.com/office/drawing/2016/5/14/chartex" xmlns:mc="http://schemas.openxmlformats.org/markup-compatibility/2006" xmlns:aink="http://schemas.microsoft.com/office/drawing/2016/ink" xmlns:am3d="http://schemas.microsoft.com/office/drawing/2017/model3d" xmlns:o="urn:schemas-microsoft-com:office:office" xmlns:oel="http://schemas.microsoft.com/office/2019/extlst" xmlns:r="http://schemas.openxmlformats.org/officeDocument/2006/relationships" xmlns:m="http://schemas.openxmlformats.org/officeDocument/2006/math" xmlns:v="urn:schemas-microsoft-com:vml" xmlns:wp14="http://schemas.microsoft.com/office/word/2010/wordprocessingDrawing" xmlns:wp="http://schemas.openxmlformats.org/drawingml/2006/wordprocessingDrawing" xmlns:w10="urn:schemas-microsoft-com:office:word" xmlns:w="http://schemas.openxmlformats.org/wordprocessingml/2006/main" xmlns:w14="http://schemas.microsoft.com/office/word/2010/wordml" xmlns:w15="http://schemas.microsoft.com/office/word/2012/wordml" xmlns:w16cei="http://schemas.microsoft.com/office/word/2026/wordml/cei" xmlns:w16cex="http://schemas.microsoft.com/office/word/2018/wordml/cex" xmlns:w16cid="http://schemas.microsoft.com/office/word/2016/wordml/cid" xmlns:w16="http://schemas.microsoft.com/office/word/2018/wordml" xmlns:w16du="http://schemas.microsoft.com/office/word/2023/wordml/word16du" xmlns:w16sdtdh="http://schemas.microsoft.com/office/word/2020/wordml/sdtdatahash" xmlns:w16sdtfl="http://schemas.microsoft.com/office/word/2024/wordml/sdtformatlock" xmlns:w16se="http://schemas.microsoft.com/office/word/2015/wordml/symex" xmlns:wpg="http://schemas.microsoft.com/office/word/2010/wordprocessingGroup" xmlns:wpi="http://schemas.microsoft.com/office/word/2010/wordprocessingInk" xmlns:wne="http://schemas.microsoft.com/office/word/2006/wordml" xmlns:wps="http://schemas.microsoft.com/office/word/2010/wordprocessingShape" mc:Ignorable="w14 w15 w16se w16cid w16 w16cex w16sdtdh w16sdtfl w16du wp14">
   <w:p>
     <w:pPr>
       <w:pStyle w:val="Header"/>
@@ -4064,19 +4099,19 @@
 </file>
 
 <file path=word/header4.xml><?xml version="1.0" encoding="utf-8"?>
-<w:hdr xmlns:wpc="http://schemas.microsoft.com/office/word/2010/wordprocessingCanvas" xmlns:cx="http://schemas.microsoft.com/office/drawing/2014/chartex" xmlns:cx1="http://schemas.microsoft.com/office/drawing/2015/9/8/chartex" xmlns:cx2="http://schemas.microsoft.com/office/drawing/2015/10/21/chartex" xmlns:cx3="http://schemas.microsoft.com/office/drawing/2016/5/9/chartex" xmlns:cx4="http://schemas.microsoft.com/office/drawing/2016/5/10/chartex" xmlns:cx5="http://schemas.microsoft.com/office/drawing/2016/5/11/chartex" xmlns:cx6="http://schemas.microsoft.com/office/drawing/2016/5/12/chartex" xmlns:cx7="http://schemas.microsoft.com/office/drawing/2016/5/13/chartex" xmlns:cx8="http://schemas.microsoft.com/office/drawing/2016/5/14/chartex" xmlns:mc="http://schemas.openxmlformats.org/markup-compatibility/2006" xmlns:aink="http://schemas.microsoft.com/office/drawing/2016/ink" xmlns:am3d="http://schemas.microsoft.com/office/drawing/2017/model3d" xmlns:o="urn:schemas-microsoft-com:office:office" xmlns:oel="http://schemas.microsoft.com/office/2019/extlst" xmlns:r="http://schemas.openxmlformats.org/officeDocument/2006/relationships" xmlns:m="http://schemas.openxmlformats.org/officeDocument/2006/math" xmlns:v="urn:schemas-microsoft-com:vml" xmlns:wp14="http://schemas.microsoft.com/office/word/2010/wordprocessingDrawing" xmlns:wp="http://schemas.openxmlformats.org/drawingml/2006/wordprocessingDrawing" xmlns:w10="urn:schemas-microsoft-com:office:word" xmlns:w="http://schemas.openxmlformats.org/wordprocessingml/2006/main" xmlns:w14="http://schemas.microsoft.com/office/word/2010/wordml" xmlns:w15="http://schemas.microsoft.com/office/word/2012/wordml" xmlns:w16cex="http://schemas.microsoft.com/office/word/2018/wordml/cex" xmlns:w16cid="http://schemas.microsoft.com/office/word/2016/wordml/cid" xmlns:w16="http://schemas.microsoft.com/office/word/2018/wordml" xmlns:w16du="http://schemas.microsoft.com/office/word/2023/wordml/word16du" xmlns:w16sdtdh="http://schemas.microsoft.com/office/word/2020/wordml/sdtdatahash" xmlns:w16sdtfl="http://schemas.microsoft.com/office/word/2024/wordml/sdtformatlock" xmlns:w16se="http://schemas.microsoft.com/office/word/2015/wordml/symex" xmlns:wpg="http://schemas.microsoft.com/office/word/2010/wordprocessingGroup" xmlns:wpi="http://schemas.microsoft.com/office/word/2010/wordprocessingInk" xmlns:wne="http://schemas.microsoft.com/office/word/2006/wordml" xmlns:wps="http://schemas.microsoft.com/office/word/2010/wordprocessingShape" mc:Ignorable="w14 w15 w16se w16cid w16 w16cex w16sdtdh w16sdtfl w16du wp14">
+<w:hdr xmlns:wpc="http://schemas.microsoft.com/office/word/2010/wordprocessingCanvas" xmlns:cx="http://schemas.microsoft.com/office/drawing/2014/chartex" xmlns:cx1="http://schemas.microsoft.com/office/drawing/2015/9/8/chartex" xmlns:cx2="http://schemas.microsoft.com/office/drawing/2015/10/21/chartex" xmlns:cx3="http://schemas.microsoft.com/office/drawing/2016/5/9/chartex" xmlns:cx4="http://schemas.microsoft.com/office/drawing/2016/5/10/chartex" xmlns:cx5="http://schemas.microsoft.com/office/drawing/2016/5/11/chartex" xmlns:cx6="http://schemas.microsoft.com/office/drawing/2016/5/12/chartex" xmlns:cx7="http://schemas.microsoft.com/office/drawing/2016/5/13/chartex" xmlns:cx8="http://schemas.microsoft.com/office/drawing/2016/5/14/chartex" xmlns:mc="http://schemas.openxmlformats.org/markup-compatibility/2006" xmlns:aink="http://schemas.microsoft.com/office/drawing/2016/ink" xmlns:am3d="http://schemas.microsoft.com/office/drawing/2017/model3d" xmlns:o="urn:schemas-microsoft-com:office:office" xmlns:oel="http://schemas.microsoft.com/office/2019/extlst" xmlns:r="http://schemas.openxmlformats.org/officeDocument/2006/relationships" xmlns:m="http://schemas.openxmlformats.org/officeDocument/2006/math" xmlns:v="urn:schemas-microsoft-com:vml" xmlns:wp14="http://schemas.microsoft.com/office/word/2010/wordprocessingDrawing" xmlns:wp="http://schemas.openxmlformats.org/drawingml/2006/wordprocessingDrawing" xmlns:w10="urn:schemas-microsoft-com:office:word" xmlns:w="http://schemas.openxmlformats.org/wordprocessingml/2006/main" xmlns:w14="http://schemas.microsoft.com/office/word/2010/wordml" xmlns:w15="http://schemas.microsoft.com/office/word/2012/wordml" xmlns:w16cei="http://schemas.microsoft.com/office/word/2026/wordml/cei" xmlns:w16cex="http://schemas.microsoft.com/office/word/2018/wordml/cex" xmlns:w16cid="http://schemas.microsoft.com/office/word/2016/wordml/cid" xmlns:w16="http://schemas.microsoft.com/office/word/2018/wordml" xmlns:w16du="http://schemas.microsoft.com/office/word/2023/wordml/word16du" xmlns:w16sdtdh="http://schemas.microsoft.com/office/word/2020/wordml/sdtdatahash" xmlns:w16sdtfl="http://schemas.microsoft.com/office/word/2024/wordml/sdtformatlock" xmlns:w16se="http://schemas.microsoft.com/office/word/2015/wordml/symex" xmlns:wpg="http://schemas.microsoft.com/office/word/2010/wordprocessingGroup" xmlns:wpi="http://schemas.microsoft.com/office/word/2010/wordprocessingInk" xmlns:wne="http://schemas.microsoft.com/office/word/2006/wordml" xmlns:wps="http://schemas.microsoft.com/office/word/2010/wordprocessingShape" mc:Ignorable="w14 w15 w16se w16cid w16 w16cex w16sdtdh w16sdtfl w16du wp14">
   <w:p/>
 </w:hdr>
 </file>
 
 <file path=word/header5.xml><?xml version="1.0" encoding="utf-8"?>
-<w:hdr xmlns:wpc="http://schemas.microsoft.com/office/word/2010/wordprocessingCanvas" xmlns:cx="http://schemas.microsoft.com/office/drawing/2014/chartex" xmlns:cx1="http://schemas.microsoft.com/office/drawing/2015/9/8/chartex" xmlns:cx2="http://schemas.microsoft.com/office/drawing/2015/10/21/chartex" xmlns:cx3="http://schemas.microsoft.com/office/drawing/2016/5/9/chartex" xmlns:cx4="http://schemas.microsoft.com/office/drawing/2016/5/10/chartex" xmlns:cx5="http://schemas.microsoft.com/office/drawing/2016/5/11/chartex" xmlns:cx6="http://schemas.microsoft.com/office/drawing/2016/5/12/chartex" xmlns:cx7="http://schemas.microsoft.com/office/drawing/2016/5/13/chartex" xmlns:cx8="http://schemas.microsoft.com/office/drawing/2016/5/14/chartex" xmlns:mc="http://schemas.openxmlformats.org/markup-compatibility/2006" xmlns:aink="http://schemas.microsoft.com/office/drawing/2016/ink" xmlns:am3d="http://schemas.microsoft.com/office/drawing/2017/model3d" xmlns:o="urn:schemas-microsoft-com:office:office" xmlns:oel="http://schemas.microsoft.com/office/2019/extlst" xmlns:r="http://schemas.openxmlformats.org/officeDocument/2006/relationships" xmlns:m="http://schemas.openxmlformats.org/officeDocument/2006/math" xmlns:v="urn:schemas-microsoft-com:vml" xmlns:wp14="http://schemas.microsoft.com/office/word/2010/wordprocessingDrawing" xmlns:wp="http://schemas.openxmlformats.org/drawingml/2006/wordprocessingDrawing" xmlns:w10="urn:schemas-microsoft-com:office:word" xmlns:w="http://schemas.openxmlformats.org/wordprocessingml/2006/main" xmlns:w14="http://schemas.microsoft.com/office/word/2010/wordml" xmlns:w15="http://schemas.microsoft.com/office/word/2012/wordml" xmlns:w16cex="http://schemas.microsoft.com/office/word/2018/wordml/cex" xmlns:w16cid="http://schemas.microsoft.com/office/word/2016/wordml/cid" xmlns:w16="http://schemas.microsoft.com/office/word/2018/wordml" xmlns:w16du="http://schemas.microsoft.com/office/word/2023/wordml/word16du" xmlns:w16sdtdh="http://schemas.microsoft.com/office/word/2020/wordml/sdtdatahash" xmlns:w16sdtfl="http://schemas.microsoft.com/office/word/2024/wordml/sdtformatlock" xmlns:w16se="http://schemas.microsoft.com/office/word/2015/wordml/symex" xmlns:wpg="http://schemas.microsoft.com/office/word/2010/wordprocessingGroup" xmlns:wpi="http://schemas.microsoft.com/office/word/2010/wordprocessingInk" xmlns:wne="http://schemas.microsoft.com/office/word/2006/wordml" xmlns:wps="http://schemas.microsoft.com/office/word/2010/wordprocessingShape" mc:Ignorable="w14 w15 w16se w16cid w16 w16cex w16sdtdh w16sdtfl w16du wp14">
+<w:hdr xmlns:wpc="http://schemas.microsoft.com/office/word/2010/wordprocessingCanvas" xmlns:cx="http://schemas.microsoft.com/office/drawing/2014/chartex" xmlns:cx1="http://schemas.microsoft.com/office/drawing/2015/9/8/chartex" xmlns:cx2="http://schemas.microsoft.com/office/drawing/2015/10/21/chartex" xmlns:cx3="http://schemas.microsoft.com/office/drawing/2016/5/9/chartex" xmlns:cx4="http://schemas.microsoft.com/office/drawing/2016/5/10/chartex" xmlns:cx5="http://schemas.microsoft.com/office/drawing/2016/5/11/chartex" xmlns:cx6="http://schemas.microsoft.com/office/drawing/2016/5/12/chartex" xmlns:cx7="http://schemas.microsoft.com/office/drawing/2016/5/13/chartex" xmlns:cx8="http://schemas.microsoft.com/office/drawing/2016/5/14/chartex" xmlns:mc="http://schemas.openxmlformats.org/markup-compatibility/2006" xmlns:aink="http://schemas.microsoft.com/office/drawing/2016/ink" xmlns:am3d="http://schemas.microsoft.com/office/drawing/2017/model3d" xmlns:o="urn:schemas-microsoft-com:office:office" xmlns:oel="http://schemas.microsoft.com/office/2019/extlst" xmlns:r="http://schemas.openxmlformats.org/officeDocument/2006/relationships" xmlns:m="http://schemas.openxmlformats.org/officeDocument/2006/math" xmlns:v="urn:schemas-microsoft-com:vml" xmlns:wp14="http://schemas.microsoft.com/office/word/2010/wordprocessingDrawing" xmlns:wp="http://schemas.openxmlformats.org/drawingml/2006/wordprocessingDrawing" xmlns:w10="urn:schemas-microsoft-com:office:word" xmlns:w="http://schemas.openxmlformats.org/wordprocessingml/2006/main" xmlns:w14="http://schemas.microsoft.com/office/word/2010/wordml" xmlns:w15="http://schemas.microsoft.com/office/word/2012/wordml" xmlns:w16cei="http://schemas.microsoft.com/office/word/2026/wordml/cei" xmlns:w16cex="http://schemas.microsoft.com/office/word/2018/wordml/cex" xmlns:w16cid="http://schemas.microsoft.com/office/word/2016/wordml/cid" xmlns:w16="http://schemas.microsoft.com/office/word/2018/wordml" xmlns:w16du="http://schemas.microsoft.com/office/word/2023/wordml/word16du" xmlns:w16sdtdh="http://schemas.microsoft.com/office/word/2020/wordml/sdtdatahash" xmlns:w16sdtfl="http://schemas.microsoft.com/office/word/2024/wordml/sdtformatlock" xmlns:w16se="http://schemas.microsoft.com/office/word/2015/wordml/symex" xmlns:wpg="http://schemas.microsoft.com/office/word/2010/wordprocessingGroup" xmlns:wpi="http://schemas.microsoft.com/office/word/2010/wordprocessingInk" xmlns:wne="http://schemas.microsoft.com/office/word/2006/wordml" xmlns:wps="http://schemas.microsoft.com/office/word/2010/wordprocessingShape" mc:Ignorable="w14 w15 w16se w16cid w16 w16cex w16sdtdh w16sdtfl w16du wp14">
   <w:p/>
 </w:hdr>
 </file>
 
 <file path=word/numbering.xml><?xml version="1.0" encoding="utf-8"?>
-<w:numbering xmlns:wpc="http://schemas.microsoft.com/office/word/2010/wordprocessingCanvas" xmlns:cx="http://schemas.microsoft.com/office/drawing/2014/chartex" xmlns:cx1="http://schemas.microsoft.com/office/drawing/2015/9/8/chartex" xmlns:cx2="http://schemas.microsoft.com/office/drawing/2015/10/21/chartex" xmlns:cx3="http://schemas.microsoft.com/office/drawing/2016/5/9/chartex" xmlns:cx4="http://schemas.microsoft.com/office/drawing/2016/5/10/chartex" xmlns:cx5="http://schemas.microsoft.com/office/drawing/2016/5/11/chartex" xmlns:cx6="http://schemas.microsoft.com/office/drawing/2016/5/12/chartex" xmlns:cx7="http://schemas.microsoft.com/office/drawing/2016/5/13/chartex" xmlns:cx8="http://schemas.microsoft.com/office/drawing/2016/5/14/chartex" xmlns:mc="http://schemas.openxmlformats.org/markup-compatibility/2006" xmlns:aink="http://schemas.microsoft.com/office/drawing/2016/ink" xmlns:am3d="http://schemas.microsoft.com/office/drawing/2017/model3d" xmlns:o="urn:schemas-microsoft-com:office:office" xmlns:oel="http://schemas.microsoft.com/office/2019/extlst" xmlns:r="http://schemas.openxmlformats.org/officeDocument/2006/relationships" xmlns:m="http://schemas.openxmlformats.org/officeDocument/2006/math" xmlns:v="urn:schemas-microsoft-com:vml" xmlns:wp14="http://schemas.microsoft.com/office/word/2010/wordprocessingDrawing" xmlns:wp="http://schemas.openxmlformats.org/drawingml/2006/wordprocessingDrawing" xmlns:w10="urn:schemas-microsoft-com:office:word" xmlns:w="http://schemas.openxmlformats.org/wordprocessingml/2006/main" xmlns:w14="http://schemas.microsoft.com/office/word/2010/wordml" xmlns:w15="http://schemas.microsoft.com/office/word/2012/wordml" xmlns:w16cex="http://schemas.microsoft.com/office/word/2018/wordml/cex" xmlns:w16cid="http://schemas.microsoft.com/office/word/2016/wordml/cid" xmlns:w16="http://schemas.microsoft.com/office/word/2018/wordml" xmlns:w16du="http://schemas.microsoft.com/office/word/2023/wordml/word16du" xmlns:w16sdtdh="http://schemas.microsoft.com/office/word/2020/wordml/sdtdatahash" xmlns:w16sdtfl="http://schemas.microsoft.com/office/word/2024/wordml/sdtformatlock" xmlns:w16se="http://schemas.microsoft.com/office/word/2015/wordml/symex" xmlns:wpg="http://schemas.microsoft.com/office/word/2010/wordprocessingGroup" xmlns:wpi="http://schemas.microsoft.com/office/word/2010/wordprocessingInk" xmlns:wne="http://schemas.microsoft.com/office/word/2006/wordml" xmlns:wps="http://schemas.microsoft.com/office/word/2010/wordprocessingShape" mc:Ignorable="w14 w15 w16se w16cid w16 w16cex w16sdtdh w16sdtfl w16du wp14">
+<w:numbering xmlns:wpc="http://schemas.microsoft.com/office/word/2010/wordprocessingCanvas" xmlns:cx="http://schemas.microsoft.com/office/drawing/2014/chartex" xmlns:cx1="http://schemas.microsoft.com/office/drawing/2015/9/8/chartex" xmlns:cx2="http://schemas.microsoft.com/office/drawing/2015/10/21/chartex" xmlns:cx3="http://schemas.microsoft.com/office/drawing/2016/5/9/chartex" xmlns:cx4="http://schemas.microsoft.com/office/drawing/2016/5/10/chartex" xmlns:cx5="http://schemas.microsoft.com/office/drawing/2016/5/11/chartex" xmlns:cx6="http://schemas.microsoft.com/office/drawing/2016/5/12/chartex" xmlns:cx7="http://schemas.microsoft.com/office/drawing/2016/5/13/chartex" xmlns:cx8="http://schemas.microsoft.com/office/drawing/2016/5/14/chartex" xmlns:mc="http://schemas.openxmlformats.org/markup-compatibility/2006" xmlns:aink="http://schemas.microsoft.com/office/drawing/2016/ink" xmlns:am3d="http://schemas.microsoft.com/office/drawing/2017/model3d" xmlns:o="urn:schemas-microsoft-com:office:office" xmlns:oel="http://schemas.microsoft.com/office/2019/extlst" xmlns:r="http://schemas.openxmlformats.org/officeDocument/2006/relationships" xmlns:m="http://schemas.openxmlformats.org/officeDocument/2006/math" xmlns:v="urn:schemas-microsoft-com:vml" xmlns:wp14="http://schemas.microsoft.com/office/word/2010/wordprocessingDrawing" xmlns:wp="http://schemas.openxmlformats.org/drawingml/2006/wordprocessingDrawing" xmlns:w10="urn:schemas-microsoft-com:office:word" xmlns:w="http://schemas.openxmlformats.org/wordprocessingml/2006/main" xmlns:w14="http://schemas.microsoft.com/office/word/2010/wordml" xmlns:w15="http://schemas.microsoft.com/office/word/2012/wordml" xmlns:w16cei="http://schemas.microsoft.com/office/word/2026/wordml/cei" xmlns:w16cex="http://schemas.microsoft.com/office/word/2018/wordml/cex" xmlns:w16cid="http://schemas.microsoft.com/office/word/2016/wordml/cid" xmlns:w16="http://schemas.microsoft.com/office/word/2018/wordml" xmlns:w16du="http://schemas.microsoft.com/office/word/2023/wordml/word16du" xmlns:w16sdtdh="http://schemas.microsoft.com/office/word/2020/wordml/sdtdatahash" xmlns:w16sdtfl="http://schemas.microsoft.com/office/word/2024/wordml/sdtformatlock" xmlns:w16se="http://schemas.microsoft.com/office/word/2015/wordml/symex" xmlns:wpg="http://schemas.microsoft.com/office/word/2010/wordprocessingGroup" xmlns:wpi="http://schemas.microsoft.com/office/word/2010/wordprocessingInk" xmlns:wne="http://schemas.microsoft.com/office/word/2006/wordml" xmlns:wps="http://schemas.microsoft.com/office/word/2010/wordprocessingShape" mc:Ignorable="w14 w15 w16se w16cid w16 w16cex w16sdtdh w16sdtfl w16du wp14">
   <w:abstractNum w:abstractNumId="0" w15:restartNumberingAfterBreak="0">
     <w:nsid w:val="090A7BB2"/>
     <w:multiLevelType w:val="multilevel"/>
@@ -4813,6 +4848,95 @@
     <w:numStyleLink w:val="Anexos"/>
   </w:abstractNum>
   <w:abstractNum w:abstractNumId="9" w15:restartNumberingAfterBreak="0">
+    <w:nsid w:val="52ED03C2"/>
+    <w:multiLevelType w:val="hybridMultilevel"/>
+    <w:tmpl w:val="BCF20FAA"/>
+    <w:lvl w:ilvl="0" w:tplc="08090017">
+      <w:start w:val="1"/>
+      <w:numFmt w:val="lowerLetter"/>
+      <w:lvlText w:val="%1)"/>
+      <w:lvlJc w:val="left"/>
+      <w:pPr>
+        <w:ind w:left="720" w:hanging="360"/>
+      </w:pPr>
+      <w:rPr>
+        <w:rFonts w:hint="default"/>
+      </w:rPr>
+    </w:lvl>
+    <w:lvl w:ilvl="1" w:tplc="08090019" w:tentative="1">
+      <w:start w:val="1"/>
+      <w:numFmt w:val="lowerLetter"/>
+      <w:lvlText w:val="%2."/>
+      <w:lvlJc w:val="left"/>
+      <w:pPr>
+        <w:ind w:left="1440" w:hanging="360"/>
+      </w:pPr>
+    </w:lvl>
+    <w:lvl w:ilvl="2" w:tplc="0809001B" w:tentative="1">
+      <w:start w:val="1"/>
+      <w:numFmt w:val="lowerRoman"/>
+      <w:lvlText w:val="%3."/>
+      <w:lvlJc w:val="right"/>
+      <w:pPr>
+        <w:ind w:left="2160" w:hanging="180"/>
+      </w:pPr>
+    </w:lvl>
+    <w:lvl w:ilvl="3" w:tplc="0809000F" w:tentative="1">
+      <w:start w:val="1"/>
+      <w:numFmt w:val="decimal"/>
+      <w:lvlText w:val="%4."/>
+      <w:lvlJc w:val="left"/>
+      <w:pPr>
+        <w:ind w:left="2880" w:hanging="360"/>
+      </w:pPr>
+    </w:lvl>
+    <w:lvl w:ilvl="4" w:tplc="08090019" w:tentative="1">
+      <w:start w:val="1"/>
+      <w:numFmt w:val="lowerLetter"/>
+      <w:lvlText w:val="%5."/>
+      <w:lvlJc w:val="left"/>
+      <w:pPr>
+        <w:ind w:left="3600" w:hanging="360"/>
+      </w:pPr>
+    </w:lvl>
+    <w:lvl w:ilvl="5" w:tplc="0809001B" w:tentative="1">
+      <w:start w:val="1"/>
+      <w:numFmt w:val="lowerRoman"/>
+      <w:lvlText w:val="%6."/>
+      <w:lvlJc w:val="right"/>
+      <w:pPr>
+        <w:ind w:left="4320" w:hanging="180"/>
+      </w:pPr>
+    </w:lvl>
+    <w:lvl w:ilvl="6" w:tplc="0809000F" w:tentative="1">
+      <w:start w:val="1"/>
+      <w:numFmt w:val="decimal"/>
+      <w:lvlText w:val="%7."/>
+      <w:lvlJc w:val="left"/>
+      <w:pPr>
+        <w:ind w:left="5040" w:hanging="360"/>
+      </w:pPr>
+    </w:lvl>
+    <w:lvl w:ilvl="7" w:tplc="08090019" w:tentative="1">
+      <w:start w:val="1"/>
+      <w:numFmt w:val="lowerLetter"/>
+      <w:lvlText w:val="%8."/>
+      <w:lvlJc w:val="left"/>
+      <w:pPr>
+        <w:ind w:left="5760" w:hanging="360"/>
+      </w:pPr>
+    </w:lvl>
+    <w:lvl w:ilvl="8" w:tplc="0809001B" w:tentative="1">
+      <w:start w:val="1"/>
+      <w:numFmt w:val="lowerRoman"/>
+      <w:lvlText w:val="%9."/>
+      <w:lvlJc w:val="right"/>
+      <w:pPr>
+        <w:ind w:left="6480" w:hanging="180"/>
+      </w:pPr>
+    </w:lvl>
+  </w:abstractNum>
+  <w:abstractNum w:abstractNumId="10" w15:restartNumberingAfterBreak="0">
     <w:nsid w:val="54FC0422"/>
     <w:multiLevelType w:val="hybridMultilevel"/>
     <w:tmpl w:val="871CD71C"/>
@@ -4925,7 +5049,7 @@
       </w:rPr>
     </w:lvl>
   </w:abstractNum>
-  <w:abstractNum w:abstractNumId="10" w15:restartNumberingAfterBreak="0">
+  <w:abstractNum w:abstractNumId="11" w15:restartNumberingAfterBreak="0">
     <w:nsid w:val="59D92DC7"/>
     <w:multiLevelType w:val="multilevel"/>
     <w:tmpl w:val="04090025"/>
@@ -5012,7 +5136,7 @@
       </w:pPr>
     </w:lvl>
   </w:abstractNum>
-  <w:abstractNum w:abstractNumId="11" w15:restartNumberingAfterBreak="0">
+  <w:abstractNum w:abstractNumId="12" w15:restartNumberingAfterBreak="0">
     <w:nsid w:val="5A5B1B31"/>
     <w:multiLevelType w:val="multilevel"/>
     <w:tmpl w:val="10C83E20"/>
@@ -5125,21 +5249,21 @@
       </w:rPr>
     </w:lvl>
   </w:abstractNum>
-  <w:abstractNum w:abstractNumId="12" w15:restartNumberingAfterBreak="0">
+  <w:abstractNum w:abstractNumId="13" w15:restartNumberingAfterBreak="0">
     <w:nsid w:val="5AC62C04"/>
     <w:multiLevelType w:val="multilevel"/>
     <w:tmpl w:val="C6A0962E"/>
     <w:name w:val="Anexos2"/>
     <w:numStyleLink w:val="Anexos"/>
   </w:abstractNum>
-  <w:abstractNum w:abstractNumId="13" w15:restartNumberingAfterBreak="0">
+  <w:abstractNum w:abstractNumId="14" w15:restartNumberingAfterBreak="0">
     <w:nsid w:val="5B562D2D"/>
     <w:multiLevelType w:val="multilevel"/>
     <w:tmpl w:val="C6A0962E"/>
     <w:name w:val="Anexos5"/>
     <w:numStyleLink w:val="Anexos"/>
   </w:abstractNum>
-  <w:abstractNum w:abstractNumId="14" w15:restartNumberingAfterBreak="0">
+  <w:abstractNum w:abstractNumId="15" w15:restartNumberingAfterBreak="0">
     <w:nsid w:val="5E122285"/>
     <w:multiLevelType w:val="hybridMultilevel"/>
     <w:tmpl w:val="23ACE02E"/>
@@ -5226,7 +5350,7 @@
       </w:pPr>
     </w:lvl>
   </w:abstractNum>
-  <w:abstractNum w:abstractNumId="15" w15:restartNumberingAfterBreak="0">
+  <w:abstractNum w:abstractNumId="16" w15:restartNumberingAfterBreak="0">
     <w:nsid w:val="684D28D2"/>
     <w:multiLevelType w:val="multilevel"/>
     <w:tmpl w:val="9AEE0B9E"/>
@@ -5343,7 +5467,7 @@
       </w:rPr>
     </w:lvl>
   </w:abstractNum>
-  <w:abstractNum w:abstractNumId="16" w15:restartNumberingAfterBreak="0">
+  <w:abstractNum w:abstractNumId="17" w15:restartNumberingAfterBreak="0">
     <w:nsid w:val="69F22924"/>
     <w:multiLevelType w:val="hybridMultilevel"/>
     <w:tmpl w:val="3D4A8EEA"/>
@@ -5456,14 +5580,14 @@
       </w:rPr>
     </w:lvl>
   </w:abstractNum>
-  <w:abstractNum w:abstractNumId="17" w15:restartNumberingAfterBreak="0">
+  <w:abstractNum w:abstractNumId="18" w15:restartNumberingAfterBreak="0">
     <w:nsid w:val="6B3F12F4"/>
     <w:multiLevelType w:val="multilevel"/>
     <w:tmpl w:val="C6A0962E"/>
     <w:name w:val="Anexos6"/>
     <w:numStyleLink w:val="Anexos"/>
   </w:abstractNum>
-  <w:abstractNum w:abstractNumId="18" w15:restartNumberingAfterBreak="0">
+  <w:abstractNum w:abstractNumId="19" w15:restartNumberingAfterBreak="0">
     <w:nsid w:val="6C0956B1"/>
     <w:multiLevelType w:val="multilevel"/>
     <w:tmpl w:val="096A67FE"/>
@@ -5576,14 +5700,14 @@
       </w:rPr>
     </w:lvl>
   </w:abstractNum>
-  <w:abstractNum w:abstractNumId="19" w15:restartNumberingAfterBreak="0">
+  <w:abstractNum w:abstractNumId="20" w15:restartNumberingAfterBreak="0">
     <w:nsid w:val="6CC33FCA"/>
     <w:multiLevelType w:val="multilevel"/>
     <w:tmpl w:val="C6A0962E"/>
     <w:name w:val="Anexos3"/>
     <w:numStyleLink w:val="Anexos"/>
   </w:abstractNum>
-  <w:abstractNum w:abstractNumId="20" w15:restartNumberingAfterBreak="0">
+  <w:abstractNum w:abstractNumId="21" w15:restartNumberingAfterBreak="0">
     <w:nsid w:val="6EE942C6"/>
     <w:multiLevelType w:val="hybridMultilevel"/>
     <w:tmpl w:val="4498ED60"/>
@@ -5696,7 +5820,7 @@
       </w:rPr>
     </w:lvl>
   </w:abstractNum>
-  <w:abstractNum w:abstractNumId="21" w15:restartNumberingAfterBreak="0">
+  <w:abstractNum w:abstractNumId="22" w15:restartNumberingAfterBreak="0">
     <w:nsid w:val="74105F48"/>
     <w:multiLevelType w:val="multilevel"/>
     <w:tmpl w:val="4A76FCF6"/>
@@ -5830,7 +5954,7 @@
       </w:rPr>
     </w:lvl>
   </w:abstractNum>
-  <w:abstractNum w:abstractNumId="22" w15:restartNumberingAfterBreak="0">
+  <w:abstractNum w:abstractNumId="23" w15:restartNumberingAfterBreak="0">
     <w:nsid w:val="786A3C3D"/>
     <w:multiLevelType w:val="multilevel"/>
     <w:tmpl w:val="B16891CE"/>
@@ -5958,14 +6082,14 @@
       </w:rPr>
     </w:lvl>
   </w:abstractNum>
-  <w:abstractNum w:abstractNumId="23" w15:restartNumberingAfterBreak="0">
+  <w:abstractNum w:abstractNumId="24" w15:restartNumberingAfterBreak="0">
     <w:nsid w:val="7B64112F"/>
     <w:multiLevelType w:val="multilevel"/>
     <w:tmpl w:val="C6A0962E"/>
     <w:name w:val="Anexos4"/>
     <w:numStyleLink w:val="Anexos"/>
   </w:abstractNum>
-  <w:abstractNum w:abstractNumId="24" w15:restartNumberingAfterBreak="0">
+  <w:abstractNum w:abstractNumId="25" w15:restartNumberingAfterBreak="0">
     <w:nsid w:val="7EBC4C12"/>
     <w:multiLevelType w:val="multilevel"/>
     <w:tmpl w:val="F4E20980"/>
@@ -6084,7 +6208,7 @@
       </w:rPr>
     </w:lvl>
   </w:abstractNum>
-  <w:abstractNum w:abstractNumId="25" w15:restartNumberingAfterBreak="0">
+  <w:abstractNum w:abstractNumId="26" w15:restartNumberingAfterBreak="0">
     <w:nsid w:val="7FF36265"/>
     <w:multiLevelType w:val="multilevel"/>
     <w:tmpl w:val="C05E4B28"/>
@@ -6204,58 +6328,58 @@
     </w:lvl>
   </w:abstractNum>
   <w:num w:numId="1" w16cid:durableId="574172092">
-    <w:abstractNumId w:val="21"/>
+    <w:abstractNumId w:val="22"/>
   </w:num>
   <w:num w:numId="2" w16cid:durableId="2024210831">
     <w:abstractNumId w:val="2"/>
   </w:num>
   <w:num w:numId="3" w16cid:durableId="1891110636">
-    <w:abstractNumId w:val="9"/>
+    <w:abstractNumId w:val="10"/>
   </w:num>
   <w:num w:numId="4" w16cid:durableId="932779375">
-    <w:abstractNumId w:val="20"/>
+    <w:abstractNumId w:val="21"/>
   </w:num>
   <w:num w:numId="5" w16cid:durableId="1313094440">
-    <w:abstractNumId w:val="16"/>
+    <w:abstractNumId w:val="17"/>
   </w:num>
   <w:num w:numId="6" w16cid:durableId="110900343">
-    <w:abstractNumId w:val="11"/>
+    <w:abstractNumId w:val="12"/>
   </w:num>
   <w:num w:numId="7" w16cid:durableId="1714647057">
-    <w:abstractNumId w:val="14"/>
+    <w:abstractNumId w:val="15"/>
     <w:lvlOverride w:ilvl="0">
       <w:startOverride w:val="1"/>
     </w:lvlOverride>
   </w:num>
   <w:num w:numId="8" w16cid:durableId="357312579">
-    <w:abstractNumId w:val="15"/>
+    <w:abstractNumId w:val="16"/>
   </w:num>
   <w:num w:numId="9" w16cid:durableId="431555380">
     <w:abstractNumId w:val="0"/>
   </w:num>
   <w:num w:numId="10" w16cid:durableId="798258986">
-    <w:abstractNumId w:val="12"/>
+    <w:abstractNumId w:val="13"/>
   </w:num>
   <w:num w:numId="11" w16cid:durableId="1723018474">
-    <w:abstractNumId w:val="18"/>
+    <w:abstractNumId w:val="19"/>
   </w:num>
   <w:num w:numId="12" w16cid:durableId="1214658018">
-    <w:abstractNumId w:val="14"/>
+    <w:abstractNumId w:val="15"/>
   </w:num>
   <w:num w:numId="13" w16cid:durableId="679159525">
     <w:abstractNumId w:val="8"/>
   </w:num>
   <w:num w:numId="14" w16cid:durableId="1332177349">
-    <w:abstractNumId w:val="19"/>
+    <w:abstractNumId w:val="20"/>
   </w:num>
   <w:num w:numId="15" w16cid:durableId="1242135694">
-    <w:abstractNumId w:val="23"/>
+    <w:abstractNumId w:val="24"/>
   </w:num>
   <w:num w:numId="16" w16cid:durableId="1765613345">
-    <w:abstractNumId w:val="13"/>
+    <w:abstractNumId w:val="14"/>
   </w:num>
   <w:num w:numId="17" w16cid:durableId="1194730526">
-    <w:abstractNumId w:val="17"/>
+    <w:abstractNumId w:val="18"/>
   </w:num>
   <w:num w:numId="18" w16cid:durableId="187715698">
     <w:abstractNumId w:val="4"/>
@@ -6291,7 +6415,7 @@
     </w:lvlOverride>
   </w:num>
   <w:num w:numId="20" w16cid:durableId="1185098917">
-    <w:abstractNumId w:val="22"/>
+    <w:abstractNumId w:val="23"/>
   </w:num>
   <w:num w:numId="21" w16cid:durableId="184640221">
     <w:abstractNumId w:val="3"/>
@@ -6303,16 +6427,19 @@
     <w:abstractNumId w:val="6"/>
   </w:num>
   <w:num w:numId="24" w16cid:durableId="365836447">
-    <w:abstractNumId w:val="25"/>
+    <w:abstractNumId w:val="26"/>
   </w:num>
   <w:num w:numId="25" w16cid:durableId="634145449">
-    <w:abstractNumId w:val="24"/>
+    <w:abstractNumId w:val="25"/>
   </w:num>
   <w:num w:numId="26" w16cid:durableId="362705678">
     <w:abstractNumId w:val="5"/>
   </w:num>
   <w:num w:numId="27" w16cid:durableId="1358265335">
     <w:abstractNumId w:val="1"/>
+  </w:num>
+  <w:num w:numId="28" w16cid:durableId="499735049">
+    <w:abstractNumId w:val="9"/>
   </w:num>
   <w:numIdMacAtCleanup w:val="10"/>
 </w:numbering>
